--- a/day-3-gitops-fleet-and-governance/lab-16-fleet.docx
+++ b/day-3-gitops-fleet-and-governance/lab-16-fleet.docx
@@ -2,14 +2,6 @@
 <file path=word/document.xml><?xml version="1.0" encoding="utf-8"?>
 <w:document xmlns:w="http://schemas.openxmlformats.org/wordprocessingml/2006/main" xmlns:m="http://schemas.openxmlformats.org/officeDocument/2006/math" xmlns:r="http://schemas.openxmlformats.org/officeDocument/2006/relationships" xmlns:o="urn:schemas-microsoft-com:office:office" xmlns:v="urn:schemas-microsoft-com:vml" xmlns:w10="urn:schemas-microsoft-com:office:word" xmlns:a="http://schemas.openxmlformats.org/drawingml/2006/main" xmlns:pic="http://schemas.openxmlformats.org/drawingml/2006/picture" xmlns:wp="http://schemas.openxmlformats.org/drawingml/2006/wordprocessingDrawing">
   <w:body>
-    <w:p>
-      <w:pPr>
-        <w:pStyle w:val="Title"/>
-      </w:pPr>
-      <w:r>
-        <w:t xml:space="preserve">Lab 16 — Drive Many Clusters from One Git Repo (Fleet Registration &amp; Staged Rollout)</w:t>
-      </w:r>
-    </w:p>
     <w:p>
       <w:pPr>
         <w:pStyle w:val="Author"/>
@@ -225,7 +217,7 @@
         <w:t xml:space="preserve"> </w:t>
       </w:r>
       <w:r>
-        <w:t xml:space="preserve">(Lab 12, Flux) to</w:t>
+        <w:t xml:space="preserve">(Lab 15, Flux) to</w:t>
       </w:r>
       <w:r>
         <w:t xml:space="preserve"> </w:t>
@@ -790,7 +782,7 @@
       </w:r>
     </w:p>
     <w:bookmarkEnd w:id="12"/>
-    <w:bookmarkStart w:id="16" w:name="the-idea-in-60-seconds"/>
+    <w:bookmarkStart w:id="13" w:name="the-idea-in-60-seconds"/>
     <w:p>
       <w:pPr>
         <w:pStyle w:val="Heading2"/>
@@ -804,7 +796,7 @@
         <w:pStyle w:val="FirstParagraph"/>
       </w:pPr>
       <w:r>
-        <w:t xml:space="preserve">Flux (Lab 12) reconciled</w:t>
+        <w:t xml:space="preserve">Flux (Lab 15) reconciled</w:t>
       </w:r>
       <w:r>
         <w:t xml:space="preserve"> </w:t>
@@ -982,2111 +974,2120 @@
     </w:p>
     <w:p>
       <w:pPr>
+        <w:pStyle w:val="SourceCode"/>
+      </w:pPr>
+      <w:r>
+        <w:rPr>
+          <w:rStyle w:val="VerbatimChar"/>
+        </w:rPr>
+        <w:t xml:space="preserve">flowchart TB</w:t>
+      </w:r>
+      <w:r>
+        <w:br/>
+      </w:r>
+      <w:r>
+        <w:rPr>
+          <w:rStyle w:val="VerbatimChar"/>
+        </w:rPr>
+        <w:t xml:space="preserve">    GIT["Git repo (one commit)"] --&gt; MGR["Fleet manager&lt;br/&gt;GitRepo + targets by label"]</w:t>
+      </w:r>
+      <w:r>
+        <w:br/>
+      </w:r>
+      <w:r>
+        <w:rPr>
+          <w:rStyle w:val="VerbatimChar"/>
+        </w:rPr>
+        <w:t xml:space="preserve">    MGR --&gt;|"env=staging"| STG["staging cluster&lt;br/&gt;(fleet-agent) → app"]</w:t>
+      </w:r>
+      <w:r>
+        <w:br/>
+      </w:r>
+      <w:r>
+        <w:rPr>
+          <w:rStyle w:val="VerbatimChar"/>
+        </w:rPr>
+        <w:t xml:space="preserve">    MGR --&gt;|"env=prod"| PRD["prod cluster&lt;br/&gt;(fleet-agent) → app"]</w:t>
+      </w:r>
+      <w:r>
+        <w:br/>
+      </w:r>
+      <w:r>
+        <w:rPr>
+          <w:rStyle w:val="VerbatimChar"/>
+        </w:rPr>
+        <w:t xml:space="preserve">    STG -.-&gt;|"someone deletes the app (drift)"| DRIFT["staging ≠ Git"]</w:t>
+      </w:r>
+      <w:r>
+        <w:br/>
+      </w:r>
+      <w:r>
+        <w:rPr>
+          <w:rStyle w:val="VerbatimChar"/>
+        </w:rPr>
+        <w:t xml:space="preserve">    DRIFT --&gt;|"correctDrift re-applies"| STG</w:t>
+      </w:r>
+    </w:p>
+    <w:p>
+      <w:r>
+        <w:pict>
+          <v:rect style="width:0;height:1.5pt" o:hralign="center" o:hrstd="t" o:hr="t"/>
+        </w:pict>
+      </w:r>
+    </w:p>
+    <w:bookmarkEnd w:id="13"/>
+    <w:bookmarkStart w:id="14" w:name="X48a6e27ab2e37899536a28471cd3401c57e2f97"/>
+    <w:p>
+      <w:pPr>
+        <w:pStyle w:val="Heading2"/>
+      </w:pPr>
+      <w:r>
+        <w:t xml:space="preserve">Step 1 — Stand up the fleet: three clusters</w:t>
+      </w:r>
+    </w:p>
+    <w:p>
+      <w:pPr>
+        <w:pStyle w:val="FirstParagraph"/>
+      </w:pPr>
+      <w:r>
+        <w:rPr>
+          <w:b/>
+          <w:bCs/>
+        </w:rPr>
+        <w:t xml:space="preserve">Goal:</w:t>
+      </w:r>
+      <w:r>
+        <w:t xml:space="preserve"> </w:t>
+      </w:r>
+      <w:r>
+        <w:t xml:space="preserve">create a manager and two downstream clusters, all reachable from each other.</w:t>
+      </w:r>
+    </w:p>
+    <w:p>
+      <w:pPr>
+        <w:pStyle w:val="SourceCode"/>
+      </w:pPr>
+      <w:r>
+        <w:rPr>
+          <w:rStyle w:val="ControlFlowTok"/>
+        </w:rPr>
+        <w:t xml:space="preserve">for</w:t>
+      </w:r>
+      <w:r>
+        <w:rPr>
+          <w:rStyle w:val="NormalTok"/>
+        </w:rPr>
+        <w:t xml:space="preserve"> c </w:t>
+      </w:r>
+      <w:r>
+        <w:rPr>
+          <w:rStyle w:val="KeywordTok"/>
+        </w:rPr>
+        <w:t xml:space="preserve">in</w:t>
+      </w:r>
+      <w:r>
+        <w:rPr>
+          <w:rStyle w:val="NormalTok"/>
+        </w:rPr>
+        <w:t xml:space="preserve"> fleet-mgr fleet-stg fleet-prod</w:t>
+      </w:r>
+      <w:r>
+        <w:rPr>
+          <w:rStyle w:val="KeywordTok"/>
+        </w:rPr>
+        <w:t xml:space="preserve">;</w:t>
+      </w:r>
+      <w:r>
+        <w:rPr>
+          <w:rStyle w:val="NormalTok"/>
+        </w:rPr>
+        <w:t xml:space="preserve"> </w:t>
+      </w:r>
+      <w:r>
+        <w:rPr>
+          <w:rStyle w:val="ControlFlowTok"/>
+        </w:rPr>
+        <w:t xml:space="preserve">do</w:t>
+      </w:r>
+      <w:r>
+        <w:rPr>
+          <w:rStyle w:val="NormalTok"/>
+        </w:rPr>
+        <w:t xml:space="preserve"> </w:t>
+      </w:r>
+      <w:r>
+        <w:rPr>
+          <w:rStyle w:val="ExtensionTok"/>
+        </w:rPr>
+        <w:t xml:space="preserve">kind</w:t>
+      </w:r>
+      <w:r>
+        <w:rPr>
+          <w:rStyle w:val="NormalTok"/>
+        </w:rPr>
+        <w:t xml:space="preserve"> create cluster </w:t>
+      </w:r>
+      <w:r>
+        <w:rPr>
+          <w:rStyle w:val="AttributeTok"/>
+        </w:rPr>
+        <w:t xml:space="preserve">--name</w:t>
+      </w:r>
+      <w:r>
+        <w:rPr>
+          <w:rStyle w:val="NormalTok"/>
+        </w:rPr>
+        <w:t xml:space="preserve"> </w:t>
+      </w:r>
+      <w:r>
+        <w:rPr>
+          <w:rStyle w:val="StringTok"/>
+        </w:rPr>
+        <w:t xml:space="preserve">"</w:t>
+      </w:r>
+      <w:r>
+        <w:rPr>
+          <w:rStyle w:val="VariableTok"/>
+        </w:rPr>
+        <w:t xml:space="preserve">$c</w:t>
+      </w:r>
+      <w:r>
+        <w:rPr>
+          <w:rStyle w:val="StringTok"/>
+        </w:rPr>
+        <w:t xml:space="preserve">"</w:t>
+      </w:r>
+      <w:r>
+        <w:rPr>
+          <w:rStyle w:val="KeywordTok"/>
+        </w:rPr>
+        <w:t xml:space="preserve">;</w:t>
+      </w:r>
+      <w:r>
+        <w:rPr>
+          <w:rStyle w:val="NormalTok"/>
+        </w:rPr>
+        <w:t xml:space="preserve"> </w:t>
+      </w:r>
+      <w:r>
+        <w:rPr>
+          <w:rStyle w:val="ControlFlowTok"/>
+        </w:rPr>
+        <w:t xml:space="preserve">done</w:t>
+      </w:r>
+      <w:r>
+        <w:br/>
+      </w:r>
+      <w:r>
+        <w:rPr>
+          <w:rStyle w:val="ExtensionTok"/>
+        </w:rPr>
+        <w:t xml:space="preserve">kind</w:t>
+      </w:r>
+      <w:r>
+        <w:rPr>
+          <w:rStyle w:val="NormalTok"/>
+        </w:rPr>
+        <w:t xml:space="preserve"> get clusters</w:t>
+      </w:r>
+    </w:p>
+    <w:p>
+      <w:pPr>
+        <w:pStyle w:val="FirstParagraph"/>
+      </w:pPr>
+      <w:r>
+        <w:t xml:space="preserve">Because all</w:t>
+      </w:r>
+      <w:r>
+        <w:t xml:space="preserve"> </w:t>
+      </w:r>
+      <w:r>
+        <w:rPr>
+          <w:rStyle w:val="VerbatimChar"/>
+        </w:rPr>
+        <w:t xml:space="preserve">kind</w:t>
+      </w:r>
+      <w:r>
+        <w:t xml:space="preserve"> </w:t>
+      </w:r>
+      <w:r>
+        <w:t xml:space="preserve">clusters share the</w:t>
+      </w:r>
+      <w:r>
+        <w:t xml:space="preserve"> </w:t>
+      </w:r>
+      <w:r>
+        <w:rPr>
+          <w:rStyle w:val="VerbatimChar"/>
+        </w:rPr>
+        <w:t xml:space="preserve">kind</w:t>
+      </w:r>
+      <w:r>
+        <w:t xml:space="preserve"> </w:t>
+      </w:r>
+      <w:r>
+        <w:t xml:space="preserve">Docker network, the downstream agents can reach the manager's API by its container IP. Find that IP now — you'll need it in Step 2:</w:t>
+      </w:r>
+    </w:p>
+    <w:p>
+      <w:pPr>
+        <w:pStyle w:val="SourceCode"/>
+      </w:pPr>
+      <w:r>
+        <w:rPr>
+          <w:rStyle w:val="ExtensionTok"/>
+        </w:rPr>
+        <w:t xml:space="preserve">docker</w:t>
+      </w:r>
+      <w:r>
+        <w:rPr>
+          <w:rStyle w:val="NormalTok"/>
+        </w:rPr>
+        <w:t xml:space="preserve"> network inspect kind </w:t>
+      </w:r>
+      <w:r>
+        <w:rPr>
+          <w:rStyle w:val="AttributeTok"/>
+        </w:rPr>
+        <w:t xml:space="preserve">-f</w:t>
+      </w:r>
+      <w:r>
+        <w:rPr>
+          <w:rStyle w:val="NormalTok"/>
+        </w:rPr>
+        <w:t xml:space="preserve"> </w:t>
+      </w:r>
+      <w:r>
+        <w:rPr>
+          <w:rStyle w:val="StringTok"/>
+        </w:rPr>
+        <w:t xml:space="preserve">'{{range .Containers}}{{.Name}} {{.IPv4Address}}{{"\n"}}{{end}}'</w:t>
+      </w:r>
+    </w:p>
+    <w:p>
+      <w:pPr>
+        <w:pStyle w:val="FirstParagraph"/>
+      </w:pPr>
+      <w:r>
+        <w:rPr>
+          <w:b/>
+          <w:bCs/>
+        </w:rPr>
+        <w:t xml:space="preserve">What you should see:</w:t>
+      </w:r>
+      <w:r>
+        <w:t xml:space="preserve"> </w:t>
+      </w:r>
+      <w:r>
+        <w:t xml:space="preserve">three clusters, and the</w:t>
+      </w:r>
+      <w:r>
+        <w:t xml:space="preserve"> </w:t>
+      </w:r>
+      <w:r>
+        <w:rPr>
+          <w:rStyle w:val="VerbatimChar"/>
+        </w:rPr>
+        <w:t xml:space="preserve">fleet-mgr-control-plane</w:t>
+      </w:r>
+      <w:r>
+        <w:t xml:space="preserve"> </w:t>
+      </w:r>
+      <w:r>
+        <w:t xml:space="preserve">container with an IP like</w:t>
+      </w:r>
+      <w:r>
+        <w:t xml:space="preserve"> </w:t>
+      </w:r>
+      <w:r>
+        <w:rPr>
+          <w:rStyle w:val="VerbatimChar"/>
+        </w:rPr>
+        <w:t xml:space="preserve">172.19.0.2</w:t>
+      </w:r>
+      <w:r>
+        <w:t xml:space="preserve">. Note the manager's IP.</w:t>
+      </w:r>
+    </w:p>
+    <w:p>
+      <w:pPr>
+        <w:pStyle w:val="BodyText"/>
+      </w:pPr>
+      <w:r>
+        <w:rPr>
+          <w:b/>
+          <w:bCs/>
+        </w:rPr>
+        <w:t xml:space="preserve">What this means:</w:t>
+      </w:r>
+      <w:r>
+        <w:t xml:space="preserve"> </w:t>
+      </w:r>
+      <w:r>
+        <w:t xml:space="preserve">you now have a mini multi-cluster estate. The manager will run Fleet; the other two will be managed.</w:t>
+      </w:r>
+    </w:p>
+    <w:p>
+      <w:r>
+        <w:pict>
+          <v:rect style="width:0;height:1.5pt" o:hralign="center" o:hrstd="t" o:hr="t"/>
+        </w:pict>
+      </w:r>
+    </w:p>
+    <w:bookmarkEnd w:id="14"/>
+    <w:bookmarkStart w:id="15" w:name="step-2--install-fleet-on-the-manager"/>
+    <w:p>
+      <w:pPr>
+        <w:pStyle w:val="Heading2"/>
+      </w:pPr>
+      <w:r>
+        <w:t xml:space="preserve">Step 2 — Install Fleet on the manager</w:t>
+      </w:r>
+    </w:p>
+    <w:p>
+      <w:pPr>
+        <w:pStyle w:val="FirstParagraph"/>
+      </w:pPr>
+      <w:r>
+        <w:rPr>
+          <w:b/>
+          <w:bCs/>
+        </w:rPr>
+        <w:t xml:space="preserve">Goal:</w:t>
+      </w:r>
+      <w:r>
+        <w:t xml:space="preserve"> </w:t>
+      </w:r>
+      <w:r>
+        <w:t xml:space="preserve">run the Fleet controller on</w:t>
+      </w:r>
+      <w:r>
+        <w:t xml:space="preserve"> </w:t>
+      </w:r>
+      <w:r>
+        <w:rPr>
+          <w:rStyle w:val="VerbatimChar"/>
+        </w:rPr>
+        <w:t xml:space="preserve">fleet-mgr</w:t>
+      </w:r>
+      <w:r>
+        <w:t xml:space="preserve">, told how downstream agents should reach it.</w:t>
+      </w:r>
+    </w:p>
+    <w:p>
+      <w:pPr>
+        <w:pStyle w:val="SourceCode"/>
+      </w:pPr>
+      <w:r>
+        <w:rPr>
+          <w:rStyle w:val="ExtensionTok"/>
+        </w:rPr>
+        <w:t xml:space="preserve">helm</w:t>
+      </w:r>
+      <w:r>
+        <w:rPr>
+          <w:rStyle w:val="NormalTok"/>
+        </w:rPr>
+        <w:t xml:space="preserve"> repo add fleet https://rancher.github.io/fleet-helm-charts/</w:t>
+      </w:r>
+      <w:r>
+        <w:br/>
+      </w:r>
+      <w:r>
+        <w:rPr>
+          <w:rStyle w:val="ExtensionTok"/>
+        </w:rPr>
+        <w:t xml:space="preserve">helm</w:t>
+      </w:r>
+      <w:r>
+        <w:rPr>
+          <w:rStyle w:val="NormalTok"/>
+        </w:rPr>
+        <w:t xml:space="preserve"> repo update fleet</w:t>
+      </w:r>
+      <w:r>
+        <w:br/>
+      </w:r>
+      <w:r>
+        <w:br/>
+      </w:r>
+      <w:r>
+        <w:rPr>
+          <w:rStyle w:val="VariableTok"/>
+        </w:rPr>
+        <w:t xml:space="preserve">MGR_IP</w:t>
+      </w:r>
+      <w:r>
+        <w:rPr>
+          <w:rStyle w:val="OperatorTok"/>
+        </w:rPr>
+        <w:t xml:space="preserve">=</w:t>
+      </w:r>
+      <w:r>
+        <w:rPr>
+          <w:rStyle w:val="NormalTok"/>
+        </w:rPr>
+        <w:t xml:space="preserve">172.19.0.2                     </w:t>
+      </w:r>
+      <w:r>
+        <w:rPr>
+          <w:rStyle w:val="CommentTok"/>
+        </w:rPr>
+        <w:t xml:space="preserve"># from Step 1</w:t>
+      </w:r>
+      <w:r>
+        <w:br/>
+      </w:r>
+      <w:r>
+        <w:rPr>
+          <w:rStyle w:val="VariableTok"/>
+        </w:rPr>
+        <w:t xml:space="preserve">API_URL</w:t>
+      </w:r>
+      <w:r>
+        <w:rPr>
+          <w:rStyle w:val="OperatorTok"/>
+        </w:rPr>
+        <w:t xml:space="preserve">=</w:t>
+      </w:r>
+      <w:r>
+        <w:rPr>
+          <w:rStyle w:val="StringTok"/>
+        </w:rPr>
+        <w:t xml:space="preserve">"https://</w:t>
+      </w:r>
+      <w:r>
+        <w:rPr>
+          <w:rStyle w:val="VariableTok"/>
+        </w:rPr>
+        <w:t xml:space="preserve">${MGR_IP}</w:t>
+      </w:r>
+      <w:r>
+        <w:rPr>
+          <w:rStyle w:val="StringTok"/>
+        </w:rPr>
+        <w:t xml:space="preserve">:6443"</w:t>
+      </w:r>
+      <w:r>
+        <w:br/>
+      </w:r>
+      <w:r>
+        <w:rPr>
+          <w:rStyle w:val="VariableTok"/>
+        </w:rPr>
+        <w:t xml:space="preserve">CA</w:t>
+      </w:r>
+      <w:r>
+        <w:rPr>
+          <w:rStyle w:val="OperatorTok"/>
+        </w:rPr>
+        <w:t xml:space="preserve">=</w:t>
+      </w:r>
+      <w:r>
+        <w:rPr>
+          <w:rStyle w:val="VariableTok"/>
+        </w:rPr>
+        <w:t xml:space="preserve">$(</w:t>
+      </w:r>
+      <w:r>
+        <w:rPr>
+          <w:rStyle w:val="ExtensionTok"/>
+        </w:rPr>
+        <w:t xml:space="preserve">kubectl</w:t>
+      </w:r>
+      <w:r>
+        <w:rPr>
+          <w:rStyle w:val="NormalTok"/>
+        </w:rPr>
+        <w:t xml:space="preserve"> </w:t>
+      </w:r>
+      <w:r>
+        <w:rPr>
+          <w:rStyle w:val="AttributeTok"/>
+        </w:rPr>
+        <w:t xml:space="preserve">--context</w:t>
+      </w:r>
+      <w:r>
+        <w:rPr>
+          <w:rStyle w:val="NormalTok"/>
+        </w:rPr>
+        <w:t xml:space="preserve"> kind-fleet-mgr config view </w:t>
+      </w:r>
+      <w:r>
+        <w:rPr>
+          <w:rStyle w:val="AttributeTok"/>
+        </w:rPr>
+        <w:t xml:space="preserve">--raw</w:t>
+      </w:r>
+      <w:r>
+        <w:rPr>
+          <w:rStyle w:val="NormalTok"/>
+        </w:rPr>
+        <w:t xml:space="preserve"> </w:t>
+      </w:r>
+      <w:r>
+        <w:rPr>
+          <w:rStyle w:val="AttributeTok"/>
+        </w:rPr>
+        <w:t xml:space="preserve">--minify</w:t>
+      </w:r>
+      <w:r>
+        <w:rPr>
+          <w:rStyle w:val="NormalTok"/>
+        </w:rPr>
+        <w:t xml:space="preserve"> </w:t>
+      </w:r>
+      <w:r>
+        <w:rPr>
+          <w:rStyle w:val="DataTypeTok"/>
+        </w:rPr>
+        <w:t xml:space="preserve">\</w:t>
+      </w:r>
+      <w:r>
+        <w:br/>
+      </w:r>
+      <w:r>
+        <w:rPr>
+          <w:rStyle w:val="NormalTok"/>
+        </w:rPr>
+        <w:t xml:space="preserve">       </w:t>
+      </w:r>
+      <w:r>
+        <w:rPr>
+          <w:rStyle w:val="AttributeTok"/>
+        </w:rPr>
+        <w:t xml:space="preserve">-o</w:t>
+      </w:r>
+      <w:r>
+        <w:rPr>
+          <w:rStyle w:val="NormalTok"/>
+        </w:rPr>
+        <w:t xml:space="preserve"> jsonpath=</w:t>
+      </w:r>
+      <w:r>
+        <w:rPr>
+          <w:rStyle w:val="StringTok"/>
+        </w:rPr>
+        <w:t xml:space="preserve">'{.clusters[0].cluster.certificate-authority-data}'</w:t>
+      </w:r>
+      <w:r>
+        <w:rPr>
+          <w:rStyle w:val="VariableTok"/>
+        </w:rPr>
+        <w:t xml:space="preserve">)</w:t>
+      </w:r>
+      <w:r>
+        <w:br/>
+      </w:r>
+      <w:r>
+        <w:br/>
+      </w:r>
+      <w:r>
+        <w:rPr>
+          <w:rStyle w:val="ExtensionTok"/>
+        </w:rPr>
+        <w:t xml:space="preserve">helm</w:t>
+      </w:r>
+      <w:r>
+        <w:rPr>
+          <w:rStyle w:val="NormalTok"/>
+        </w:rPr>
+        <w:t xml:space="preserve"> </w:t>
+      </w:r>
+      <w:r>
+        <w:rPr>
+          <w:rStyle w:val="AttributeTok"/>
+        </w:rPr>
+        <w:t xml:space="preserve">--kube-context</w:t>
+      </w:r>
+      <w:r>
+        <w:rPr>
+          <w:rStyle w:val="NormalTok"/>
+        </w:rPr>
+        <w:t xml:space="preserve"> kind-fleet-mgr </w:t>
+      </w:r>
+      <w:r>
+        <w:rPr>
+          <w:rStyle w:val="AttributeTok"/>
+        </w:rPr>
+        <w:t xml:space="preserve">-n</w:t>
+      </w:r>
+      <w:r>
+        <w:rPr>
+          <w:rStyle w:val="NormalTok"/>
+        </w:rPr>
+        <w:t xml:space="preserve"> cattle-fleet-system install </w:t>
+      </w:r>
+      <w:r>
+        <w:rPr>
+          <w:rStyle w:val="AttributeTok"/>
+        </w:rPr>
+        <w:t xml:space="preserve">--create-namespace</w:t>
+      </w:r>
+      <w:r>
+        <w:rPr>
+          <w:rStyle w:val="NormalTok"/>
+        </w:rPr>
+        <w:t xml:space="preserve"> </w:t>
+      </w:r>
+      <w:r>
+        <w:rPr>
+          <w:rStyle w:val="DataTypeTok"/>
+        </w:rPr>
+        <w:t xml:space="preserve">\</w:t>
+      </w:r>
+      <w:r>
+        <w:br/>
+      </w:r>
+      <w:r>
+        <w:rPr>
+          <w:rStyle w:val="NormalTok"/>
+        </w:rPr>
+        <w:t xml:space="preserve">  fleet-crd fleet/fleet-crd</w:t>
+      </w:r>
+      <w:r>
+        <w:br/>
+      </w:r>
+      <w:r>
+        <w:br/>
+      </w:r>
+      <w:r>
+        <w:rPr>
+          <w:rStyle w:val="ExtensionTok"/>
+        </w:rPr>
+        <w:t xml:space="preserve">helm</w:t>
+      </w:r>
+      <w:r>
+        <w:rPr>
+          <w:rStyle w:val="NormalTok"/>
+        </w:rPr>
+        <w:t xml:space="preserve"> </w:t>
+      </w:r>
+      <w:r>
+        <w:rPr>
+          <w:rStyle w:val="AttributeTok"/>
+        </w:rPr>
+        <w:t xml:space="preserve">--kube-context</w:t>
+      </w:r>
+      <w:r>
+        <w:rPr>
+          <w:rStyle w:val="NormalTok"/>
+        </w:rPr>
+        <w:t xml:space="preserve"> kind-fleet-mgr </w:t>
+      </w:r>
+      <w:r>
+        <w:rPr>
+          <w:rStyle w:val="AttributeTok"/>
+        </w:rPr>
+        <w:t xml:space="preserve">-n</w:t>
+      </w:r>
+      <w:r>
+        <w:rPr>
+          <w:rStyle w:val="NormalTok"/>
+        </w:rPr>
+        <w:t xml:space="preserve"> cattle-fleet-system install fleet fleet/fleet </w:t>
+      </w:r>
+      <w:r>
+        <w:rPr>
+          <w:rStyle w:val="DataTypeTok"/>
+        </w:rPr>
+        <w:t xml:space="preserve">\</w:t>
+      </w:r>
+      <w:r>
+        <w:br/>
+      </w:r>
+      <w:r>
+        <w:rPr>
+          <w:rStyle w:val="NormalTok"/>
+        </w:rPr>
+        <w:t xml:space="preserve">  </w:t>
+      </w:r>
+      <w:r>
+        <w:rPr>
+          <w:rStyle w:val="AttributeTok"/>
+        </w:rPr>
+        <w:t xml:space="preserve">--set</w:t>
+      </w:r>
+      <w:r>
+        <w:rPr>
+          <w:rStyle w:val="NormalTok"/>
+        </w:rPr>
+        <w:t xml:space="preserve"> apiServerURL=</w:t>
+      </w:r>
+      <w:r>
+        <w:rPr>
+          <w:rStyle w:val="StringTok"/>
+        </w:rPr>
+        <w:t xml:space="preserve">"</w:t>
+      </w:r>
+      <w:r>
+        <w:rPr>
+          <w:rStyle w:val="VariableTok"/>
+        </w:rPr>
+        <w:t xml:space="preserve">$API_URL</w:t>
+      </w:r>
+      <w:r>
+        <w:rPr>
+          <w:rStyle w:val="StringTok"/>
+        </w:rPr>
+        <w:t xml:space="preserve">"</w:t>
+      </w:r>
+      <w:r>
+        <w:rPr>
+          <w:rStyle w:val="NormalTok"/>
+        </w:rPr>
+        <w:t xml:space="preserve"> </w:t>
+      </w:r>
+      <w:r>
+        <w:rPr>
+          <w:rStyle w:val="DataTypeTok"/>
+        </w:rPr>
+        <w:t xml:space="preserve">\</w:t>
+      </w:r>
+      <w:r>
+        <w:br/>
+      </w:r>
+      <w:r>
+        <w:rPr>
+          <w:rStyle w:val="NormalTok"/>
+        </w:rPr>
+        <w:t xml:space="preserve">  </w:t>
+      </w:r>
+      <w:r>
+        <w:rPr>
+          <w:rStyle w:val="AttributeTok"/>
+        </w:rPr>
+        <w:t xml:space="preserve">--set</w:t>
+      </w:r>
+      <w:r>
+        <w:rPr>
+          <w:rStyle w:val="NormalTok"/>
+        </w:rPr>
+        <w:t xml:space="preserve"> apiServerCA=</w:t>
+      </w:r>
+      <w:r>
+        <w:rPr>
+          <w:rStyle w:val="StringTok"/>
+        </w:rPr>
+        <w:t xml:space="preserve">"</w:t>
+      </w:r>
+      <w:r>
+        <w:rPr>
+          <w:rStyle w:val="VariableTok"/>
+        </w:rPr>
+        <w:t xml:space="preserve">$CA</w:t>
+      </w:r>
+      <w:r>
+        <w:rPr>
+          <w:rStyle w:val="StringTok"/>
+        </w:rPr>
+        <w:t xml:space="preserve">"</w:t>
+      </w:r>
+      <w:r>
+        <w:br/>
+      </w:r>
+      <w:r>
+        <w:br/>
+      </w:r>
+      <w:r>
+        <w:rPr>
+          <w:rStyle w:val="ExtensionTok"/>
+        </w:rPr>
+        <w:t xml:space="preserve">kubectl</w:t>
+      </w:r>
+      <w:r>
+        <w:rPr>
+          <w:rStyle w:val="NormalTok"/>
+        </w:rPr>
+        <w:t xml:space="preserve"> </w:t>
+      </w:r>
+      <w:r>
+        <w:rPr>
+          <w:rStyle w:val="AttributeTok"/>
+        </w:rPr>
+        <w:t xml:space="preserve">--context</w:t>
+      </w:r>
+      <w:r>
+        <w:rPr>
+          <w:rStyle w:val="NormalTok"/>
+        </w:rPr>
+        <w:t xml:space="preserve"> kind-fleet-mgr </w:t>
+      </w:r>
+      <w:r>
+        <w:rPr>
+          <w:rStyle w:val="AttributeTok"/>
+        </w:rPr>
+        <w:t xml:space="preserve">-n</w:t>
+      </w:r>
+      <w:r>
+        <w:rPr>
+          <w:rStyle w:val="NormalTok"/>
+        </w:rPr>
+        <w:t xml:space="preserve"> cattle-fleet-system rollout status deploy/fleet-controller </w:t>
+      </w:r>
+      <w:r>
+        <w:rPr>
+          <w:rStyle w:val="AttributeTok"/>
+        </w:rPr>
+        <w:t xml:space="preserve">--timeout</w:t>
+      </w:r>
+      <w:r>
+        <w:rPr>
+          <w:rStyle w:val="OperatorTok"/>
+        </w:rPr>
+        <w:t xml:space="preserve">=</w:t>
+      </w:r>
+      <w:r>
+        <w:rPr>
+          <w:rStyle w:val="NormalTok"/>
+        </w:rPr>
+        <w:t xml:space="preserve">180s</w:t>
+      </w:r>
+    </w:p>
+    <w:p>
+      <w:pPr>
+        <w:pStyle w:val="FirstParagraph"/>
+      </w:pPr>
+      <w:r>
+        <w:rPr>
+          <w:b/>
+          <w:bCs/>
+        </w:rPr>
+        <w:t xml:space="preserve">What you should see:</w:t>
+      </w:r>
+      <w:r>
+        <w:t xml:space="preserve"> </w:t>
+      </w:r>
+      <w:r>
+        <w:rPr>
+          <w:rStyle w:val="VerbatimChar"/>
+        </w:rPr>
+        <w:t xml:space="preserve">fleet-controller</w:t>
+      </w:r>
+      <w:r>
+        <w:t xml:space="preserve">,</w:t>
+      </w:r>
+      <w:r>
+        <w:t xml:space="preserve"> </w:t>
+      </w:r>
+      <w:r>
+        <w:rPr>
+          <w:rStyle w:val="VerbatimChar"/>
+        </w:rPr>
+        <w:t xml:space="preserve">gitjob</w:t>
+      </w:r>
+      <w:r>
+        <w:t xml:space="preserve">, and</w:t>
+      </w:r>
+      <w:r>
+        <w:t xml:space="preserve"> </w:t>
+      </w:r>
+      <w:r>
+        <w:rPr>
+          <w:rStyle w:val="VerbatimChar"/>
+        </w:rPr>
+        <w:t xml:space="preserve">helmops</w:t>
+      </w:r>
+      <w:r>
+        <w:t xml:space="preserve"> </w:t>
+      </w:r>
+      <w:r>
+        <w:t xml:space="preserve">Pods</w:t>
+      </w:r>
+      <w:r>
+        <w:t xml:space="preserve"> </w:t>
+      </w:r>
+      <w:r>
+        <w:rPr>
+          <w:rStyle w:val="VerbatimChar"/>
+        </w:rPr>
+        <w:t xml:space="preserve">Running</w:t>
+      </w:r>
+      <w:r>
+        <w:t xml:space="preserve"> </w:t>
+      </w:r>
+      <w:r>
+        <w:t xml:space="preserve">in</w:t>
+      </w:r>
+      <w:r>
+        <w:t xml:space="preserve"> </w:t>
+      </w:r>
+      <w:r>
+        <w:rPr>
+          <w:rStyle w:val="VerbatimChar"/>
+        </w:rPr>
+        <w:t xml:space="preserve">cattle-fleet-system</w:t>
+      </w:r>
+      <w:r>
+        <w:t xml:space="preserve">. The manager also registers</w:t>
+      </w:r>
+      <w:r>
+        <w:t xml:space="preserve"> </w:t>
+      </w:r>
+      <w:r>
+        <w:rPr>
+          <w:i/>
+          <w:iCs/>
+        </w:rPr>
+        <w:t xml:space="preserve">itself</w:t>
+      </w:r>
+      <w:r>
+        <w:t xml:space="preserve"> </w:t>
+      </w:r>
+      <w:r>
+        <w:t xml:space="preserve">as a cluster named</w:t>
+      </w:r>
+      <w:r>
+        <w:t xml:space="preserve"> </w:t>
+      </w:r>
+      <w:r>
+        <w:rPr>
+          <w:rStyle w:val="VerbatimChar"/>
+        </w:rPr>
+        <w:t xml:space="preserve">local</w:t>
+      </w:r>
+      <w:r>
+        <w:t xml:space="preserve">.</w:t>
+      </w:r>
+    </w:p>
+    <w:p>
+      <w:pPr>
+        <w:pStyle w:val="BodyText"/>
+      </w:pPr>
+      <w:r>
+        <w:rPr>
+          <w:b/>
+          <w:bCs/>
+        </w:rPr>
+        <w:t xml:space="preserve">What this means:</w:t>
+      </w:r>
+      <w:r>
+        <w:t xml:space="preserve"> </w:t>
+      </w:r>
+      <w:r>
+        <w:t xml:space="preserve">the fleet's control plane is live.</w:t>
+      </w:r>
+      <w:r>
+        <w:t xml:space="preserve"> </w:t>
+      </w:r>
+      <w:r>
+        <w:rPr>
+          <w:rStyle w:val="VerbatimChar"/>
+        </w:rPr>
+        <w:t xml:space="preserve">apiServerURL</w:t>
+      </w:r>
+      <w:r>
+        <w:t xml:space="preserve">/</w:t>
+      </w:r>
+      <w:r>
+        <w:rPr>
+          <w:rStyle w:val="VerbatimChar"/>
+        </w:rPr>
+        <w:t xml:space="preserve">apiServerCA</w:t>
+      </w:r>
+      <w:r>
+        <w:t xml:space="preserve"> </w:t>
+      </w:r>
+      <w:r>
+        <w:t xml:space="preserve">are baked into the registration tokens so agents know where — and how securely — to call home.</w:t>
+      </w:r>
+    </w:p>
+    <w:p>
+      <w:r>
+        <w:pict>
+          <v:rect style="width:0;height:1.5pt" o:hralign="center" o:hrstd="t" o:hr="t"/>
+        </w:pict>
+      </w:r>
+    </w:p>
+    <w:bookmarkEnd w:id="15"/>
+    <w:bookmarkStart w:id="19" w:name="Xd9fe354816a2184272bce6c6c85545c8d5f5286"/>
+    <w:p>
+      <w:pPr>
+        <w:pStyle w:val="Heading2"/>
+      </w:pPr>
+      <w:r>
+        <w:t xml:space="preserve">Step 3 — Register the two downstream clusters</w:t>
+      </w:r>
+    </w:p>
+    <w:p>
+      <w:pPr>
+        <w:pStyle w:val="FirstParagraph"/>
+      </w:pPr>
+      <w:r>
+        <w:rPr>
+          <w:b/>
+          <w:bCs/>
+        </w:rPr>
+        <w:t xml:space="preserve">Goal:</w:t>
+      </w:r>
+      <w:r>
+        <w:t xml:space="preserve"> </w:t>
+      </w:r>
+      <w:r>
+        <w:t xml:space="preserve">enrol</w:t>
+      </w:r>
+      <w:r>
+        <w:t xml:space="preserve"> </w:t>
+      </w:r>
+      <w:r>
+        <w:rPr>
+          <w:rStyle w:val="VerbatimChar"/>
+        </w:rPr>
+        <w:t xml:space="preserve">fleet-stg</w:t>
+      </w:r>
+      <w:r>
+        <w:t xml:space="preserve"> </w:t>
+      </w:r>
+      <w:r>
+        <w:t xml:space="preserve">and</w:t>
+      </w:r>
+      <w:r>
+        <w:t xml:space="preserve"> </w:t>
+      </w:r>
+      <w:r>
+        <w:rPr>
+          <w:rStyle w:val="VerbatimChar"/>
+        </w:rPr>
+        <w:t xml:space="preserve">fleet-prod</w:t>
+      </w:r>
+      <w:r>
+        <w:t xml:space="preserve"> </w:t>
+      </w:r>
+      <w:r>
+        <w:t xml:space="preserve">into the fleet, labelled by environment.</w:t>
+      </w:r>
+    </w:p>
+    <w:p>
+      <w:pPr>
+        <w:pStyle w:val="BodyText"/>
+      </w:pPr>
+      <w:r>
+        <w:rPr>
+          <w:b/>
+          <w:bCs/>
+        </w:rPr>
+        <w:t xml:space="preserve">1. Create a registration token on the manager:</w:t>
+      </w:r>
+    </w:p>
+    <w:p>
+      <w:pPr>
+        <w:pStyle w:val="SourceCode"/>
+      </w:pPr>
+      <w:r>
+        <w:rPr>
+          <w:rStyle w:val="ExtensionTok"/>
+        </w:rPr>
+        <w:t xml:space="preserve">kubectl</w:t>
+      </w:r>
+      <w:r>
+        <w:rPr>
+          <w:rStyle w:val="NormalTok"/>
+        </w:rPr>
+        <w:t xml:space="preserve"> </w:t>
+      </w:r>
+      <w:r>
+        <w:rPr>
+          <w:rStyle w:val="AttributeTok"/>
+        </w:rPr>
+        <w:t xml:space="preserve">--context</w:t>
+      </w:r>
+      <w:r>
+        <w:rPr>
+          <w:rStyle w:val="NormalTok"/>
+        </w:rPr>
+        <w:t xml:space="preserve"> kind-fleet-mgr create namespace fleet-default</w:t>
+      </w:r>
+      <w:r>
+        <w:br/>
+      </w:r>
+      <w:r>
+        <w:rPr>
+          <w:rStyle w:val="ExtensionTok"/>
+        </w:rPr>
+        <w:t xml:space="preserve">kubectl</w:t>
+      </w:r>
+      <w:r>
+        <w:rPr>
+          <w:rStyle w:val="NormalTok"/>
+        </w:rPr>
+        <w:t xml:space="preserve"> </w:t>
+      </w:r>
+      <w:r>
+        <w:rPr>
+          <w:rStyle w:val="AttributeTok"/>
+        </w:rPr>
+        <w:t xml:space="preserve">--context</w:t>
+      </w:r>
+      <w:r>
+        <w:rPr>
+          <w:rStyle w:val="NormalTok"/>
+        </w:rPr>
+        <w:t xml:space="preserve"> kind-fleet-mgr apply </w:t>
+      </w:r>
+      <w:r>
+        <w:rPr>
+          <w:rStyle w:val="AttributeTok"/>
+        </w:rPr>
+        <w:t xml:space="preserve">-f</w:t>
+      </w:r>
+      <w:r>
+        <w:rPr>
+          <w:rStyle w:val="NormalTok"/>
+        </w:rPr>
+        <w:t xml:space="preserve"> </w:t>
+      </w:r>
+      <w:r>
+        <w:rPr>
+          <w:rStyle w:val="AttributeTok"/>
+        </w:rPr>
+        <w:t xml:space="preserve">-</w:t>
+      </w:r>
+      <w:r>
+        <w:rPr>
+          <w:rStyle w:val="NormalTok"/>
+        </w:rPr>
+        <w:t xml:space="preserve"> </w:t>
+      </w:r>
+      <w:r>
+        <w:rPr>
+          <w:rStyle w:val="OperatorTok"/>
+        </w:rPr>
+        <w:t xml:space="preserve">&lt;&lt;'EOF'</w:t>
+      </w:r>
+      <w:r>
+        <w:br/>
+      </w:r>
+      <w:r>
+        <w:rPr>
+          <w:rStyle w:val="StringTok"/>
+        </w:rPr>
+        <w:t xml:space="preserve">apiVersion: fleet.cattle.io/v1alpha1</w:t>
+      </w:r>
+      <w:r>
+        <w:br/>
+      </w:r>
+      <w:r>
+        <w:rPr>
+          <w:rStyle w:val="StringTok"/>
+        </w:rPr>
+        <w:t xml:space="preserve">kind: ClusterRegistrationToken</w:t>
+      </w:r>
+      <w:r>
+        <w:br/>
+      </w:r>
+      <w:r>
+        <w:rPr>
+          <w:rStyle w:val="StringTok"/>
+        </w:rPr>
+        <w:t xml:space="preserve">metadata: {name: downstream-token, namespace: fleet-default}</w:t>
+      </w:r>
+      <w:r>
+        <w:br/>
+      </w:r>
+      <w:r>
+        <w:rPr>
+          <w:rStyle w:val="StringTok"/>
+        </w:rPr>
+        <w:t xml:space="preserve">spec: {ttl: 24h}</w:t>
+      </w:r>
+      <w:r>
+        <w:br/>
+      </w:r>
+      <w:r>
+        <w:rPr>
+          <w:rStyle w:val="OperatorTok"/>
+        </w:rPr>
+        <w:t xml:space="preserve">EOF</w:t>
+      </w:r>
+    </w:p>
+    <w:p>
+      <w:pPr>
+        <w:pStyle w:val="FirstParagraph"/>
+      </w:pPr>
+      <w:r>
+        <w:rPr>
+          <w:b/>
+          <w:bCs/>
+        </w:rPr>
+        <w:t xml:space="preserve">2. Extract the agent values and the CA as raw PEM:</w:t>
+      </w:r>
+    </w:p>
+    <w:p>
+      <w:pPr>
+        <w:pStyle w:val="SourceCode"/>
+      </w:pPr>
+      <w:r>
+        <w:rPr>
+          <w:rStyle w:val="ExtensionTok"/>
+        </w:rPr>
+        <w:t xml:space="preserve">kubectl</w:t>
+      </w:r>
+      <w:r>
+        <w:rPr>
+          <w:rStyle w:val="NormalTok"/>
+        </w:rPr>
+        <w:t xml:space="preserve"> </w:t>
+      </w:r>
+      <w:r>
+        <w:rPr>
+          <w:rStyle w:val="AttributeTok"/>
+        </w:rPr>
+        <w:t xml:space="preserve">--context</w:t>
+      </w:r>
+      <w:r>
+        <w:rPr>
+          <w:rStyle w:val="NormalTok"/>
+        </w:rPr>
+        <w:t xml:space="preserve"> kind-fleet-mgr </w:t>
+      </w:r>
+      <w:r>
+        <w:rPr>
+          <w:rStyle w:val="AttributeTok"/>
+        </w:rPr>
+        <w:t xml:space="preserve">-n</w:t>
+      </w:r>
+      <w:r>
+        <w:rPr>
+          <w:rStyle w:val="NormalTok"/>
+        </w:rPr>
+        <w:t xml:space="preserve"> fleet-default get secret downstream-token </w:t>
+      </w:r>
+      <w:r>
+        <w:rPr>
+          <w:rStyle w:val="DataTypeTok"/>
+        </w:rPr>
+        <w:t xml:space="preserve">\</w:t>
+      </w:r>
+      <w:r>
+        <w:br/>
+      </w:r>
+      <w:r>
+        <w:rPr>
+          <w:rStyle w:val="NormalTok"/>
+        </w:rPr>
+        <w:t xml:space="preserve">  </w:t>
+      </w:r>
+      <w:r>
+        <w:rPr>
+          <w:rStyle w:val="AttributeTok"/>
+        </w:rPr>
+        <w:t xml:space="preserve">-o</w:t>
+      </w:r>
+      <w:r>
+        <w:rPr>
+          <w:rStyle w:val="NormalTok"/>
+        </w:rPr>
+        <w:t xml:space="preserve"> jsonpath=</w:t>
+      </w:r>
+      <w:r>
+        <w:rPr>
+          <w:rStyle w:val="StringTok"/>
+        </w:rPr>
+        <w:t xml:space="preserve">'{.data.values}'</w:t>
+      </w:r>
+      <w:r>
+        <w:rPr>
+          <w:rStyle w:val="NormalTok"/>
+        </w:rPr>
+        <w:t xml:space="preserve"> </w:t>
+      </w:r>
+      <w:r>
+        <w:rPr>
+          <w:rStyle w:val="KeywordTok"/>
+        </w:rPr>
+        <w:t xml:space="preserve">|</w:t>
+      </w:r>
+      <w:r>
+        <w:rPr>
+          <w:rStyle w:val="NormalTok"/>
+        </w:rPr>
+        <w:t xml:space="preserve"> </w:t>
+      </w:r>
+      <w:r>
+        <w:rPr>
+          <w:rStyle w:val="FunctionTok"/>
+        </w:rPr>
+        <w:t xml:space="preserve">base64</w:t>
+      </w:r>
+      <w:r>
+        <w:rPr>
+          <w:rStyle w:val="NormalTok"/>
+        </w:rPr>
+        <w:t xml:space="preserve"> </w:t>
+      </w:r>
+      <w:r>
+        <w:rPr>
+          <w:rStyle w:val="AttributeTok"/>
+        </w:rPr>
+        <w:t xml:space="preserve">-d</w:t>
+      </w:r>
+      <w:r>
+        <w:rPr>
+          <w:rStyle w:val="NormalTok"/>
+        </w:rPr>
+        <w:t xml:space="preserve"> </w:t>
+      </w:r>
+      <w:r>
+        <w:rPr>
+          <w:rStyle w:val="OperatorTok"/>
+        </w:rPr>
+        <w:t xml:space="preserve">&gt;</w:t>
+      </w:r>
+      <w:r>
+        <w:rPr>
+          <w:rStyle w:val="NormalTok"/>
+        </w:rPr>
+        <w:t xml:space="preserve"> /tmp/token-values.yaml</w:t>
+      </w:r>
+      <w:r>
+        <w:br/>
+      </w:r>
+      <w:r>
+        <w:br/>
+      </w:r>
+      <w:r>
+        <w:rPr>
+          <w:rStyle w:val="CommentTok"/>
+        </w:rPr>
+        <w:t xml:space="preserve"># pull apiServerCA out as a real PEM file, and strip it from the values file:</w:t>
+      </w:r>
+      <w:r>
+        <w:br/>
+      </w:r>
+      <w:r>
+        <w:rPr>
+          <w:rStyle w:val="ExtensionTok"/>
+        </w:rPr>
+        <w:t xml:space="preserve">python3</w:t>
+      </w:r>
+      <w:r>
+        <w:rPr>
+          <w:rStyle w:val="NormalTok"/>
+        </w:rPr>
+        <w:t xml:space="preserve"> </w:t>
+      </w:r>
+      <w:r>
+        <w:rPr>
+          <w:rStyle w:val="AttributeTok"/>
+        </w:rPr>
+        <w:t xml:space="preserve">-</w:t>
+      </w:r>
+      <w:r>
+        <w:rPr>
+          <w:rStyle w:val="NormalTok"/>
+        </w:rPr>
+        <w:t xml:space="preserve"> </w:t>
+      </w:r>
+      <w:r>
+        <w:rPr>
+          <w:rStyle w:val="OperatorTok"/>
+        </w:rPr>
+        <w:t xml:space="preserve">&lt;&lt;'PY'</w:t>
+      </w:r>
+      <w:r>
+        <w:br/>
+      </w:r>
+      <w:r>
+        <w:rPr>
+          <w:rStyle w:val="StringTok"/>
+        </w:rPr>
+        <w:t xml:space="preserve">import base64, yaml</w:t>
+      </w:r>
+      <w:r>
+        <w:br/>
+      </w:r>
+      <w:r>
+        <w:rPr>
+          <w:rStyle w:val="StringTok"/>
+        </w:rPr>
+        <w:t xml:space="preserve">v = yaml.safe_load(open('/tmp/token-values.yaml'))</w:t>
+      </w:r>
+      <w:r>
+        <w:br/>
+      </w:r>
+      <w:r>
+        <w:rPr>
+          <w:rStyle w:val="StringTok"/>
+        </w:rPr>
+        <w:t xml:space="preserve">open('/tmp/ca.pem','w').write(base64.b64decode(v['apiServerCA']).decode())</w:t>
+      </w:r>
+      <w:r>
+        <w:br/>
+      </w:r>
+      <w:r>
+        <w:rPr>
+          <w:rStyle w:val="StringTok"/>
+        </w:rPr>
+        <w:t xml:space="preserve">del v['apiServerCA']</w:t>
+      </w:r>
+      <w:r>
+        <w:br/>
+      </w:r>
+      <w:r>
+        <w:rPr>
+          <w:rStyle w:val="StringTok"/>
+        </w:rPr>
+        <w:t xml:space="preserve">yaml.safe_dump(v, open('/tmp/agent-values.yaml','w'))</w:t>
+      </w:r>
+      <w:r>
+        <w:br/>
+      </w:r>
+      <w:r>
+        <w:rPr>
+          <w:rStyle w:val="OperatorTok"/>
+        </w:rPr>
+        <w:t xml:space="preserve">PY</w:t>
+      </w:r>
+    </w:p>
+    <w:p>
+      <w:pPr>
+        <w:pStyle w:val="FirstParagraph"/>
+      </w:pPr>
+      <w:r>
+        <w:rPr>
+          <w:b/>
+          <w:bCs/>
+        </w:rPr>
+        <w:t xml:space="preserve">3. Install the agent on each downstream, labelling it:</w:t>
+      </w:r>
+    </w:p>
+    <w:p>
+      <w:pPr>
+        <w:pStyle w:val="SourceCode"/>
+      </w:pPr>
+      <w:r>
+        <w:rPr>
+          <w:rStyle w:val="ControlFlowTok"/>
+        </w:rPr>
+        <w:t xml:space="preserve">for</w:t>
+      </w:r>
+      <w:r>
+        <w:rPr>
+          <w:rStyle w:val="NormalTok"/>
+        </w:rPr>
+        <w:t xml:space="preserve"> pair </w:t>
+      </w:r>
+      <w:r>
+        <w:rPr>
+          <w:rStyle w:val="KeywordTok"/>
+        </w:rPr>
+        <w:t xml:space="preserve">in</w:t>
+      </w:r>
+      <w:r>
+        <w:rPr>
+          <w:rStyle w:val="NormalTok"/>
+        </w:rPr>
+        <w:t xml:space="preserve"> </w:t>
+      </w:r>
+      <w:r>
+        <w:rPr>
+          <w:rStyle w:val="StringTok"/>
+        </w:rPr>
+        <w:t xml:space="preserve">"kind-fleet-stg:staging"</w:t>
+      </w:r>
+      <w:r>
+        <w:rPr>
+          <w:rStyle w:val="NormalTok"/>
+        </w:rPr>
+        <w:t xml:space="preserve"> </w:t>
+      </w:r>
+      <w:r>
+        <w:rPr>
+          <w:rStyle w:val="StringTok"/>
+        </w:rPr>
+        <w:t xml:space="preserve">"kind-fleet-prod:prod"</w:t>
+      </w:r>
+      <w:r>
+        <w:rPr>
+          <w:rStyle w:val="KeywordTok"/>
+        </w:rPr>
+        <w:t xml:space="preserve">;</w:t>
+      </w:r>
+      <w:r>
+        <w:rPr>
+          <w:rStyle w:val="NormalTok"/>
+        </w:rPr>
+        <w:t xml:space="preserve"> </w:t>
+      </w:r>
+      <w:r>
+        <w:rPr>
+          <w:rStyle w:val="ControlFlowTok"/>
+        </w:rPr>
+        <w:t xml:space="preserve">do</w:t>
+      </w:r>
+      <w:r>
+        <w:br/>
+      </w:r>
+      <w:r>
+        <w:rPr>
+          <w:rStyle w:val="NormalTok"/>
+        </w:rPr>
+        <w:t xml:space="preserve">  </w:t>
+      </w:r>
+      <w:r>
+        <w:rPr>
+          <w:rStyle w:val="VariableTok"/>
+        </w:rPr>
+        <w:t xml:space="preserve">CTX</w:t>
+      </w:r>
+      <w:r>
+        <w:rPr>
+          <w:rStyle w:val="OperatorTok"/>
+        </w:rPr>
+        <w:t xml:space="preserve">=</w:t>
+      </w:r>
+      <w:r>
+        <w:rPr>
+          <w:rStyle w:val="StringTok"/>
+        </w:rPr>
+        <w:t xml:space="preserve">"</w:t>
+      </w:r>
+      <w:r>
+        <w:rPr>
+          <w:rStyle w:val="VariableTok"/>
+        </w:rPr>
+        <w:t xml:space="preserve">${pair</w:t>
+      </w:r>
+      <w:r>
+        <w:rPr>
+          <w:rStyle w:val="OperatorTok"/>
+        </w:rPr>
+        <w:t xml:space="preserve">%%</w:t>
+      </w:r>
+      <w:r>
+        <w:rPr>
+          <w:rStyle w:val="NormalTok"/>
+        </w:rPr>
+        <w:t xml:space="preserve">:</w:t>
+      </w:r>
+      <w:r>
+        <w:rPr>
+          <w:rStyle w:val="PreprocessorTok"/>
+        </w:rPr>
+        <w:t xml:space="preserve">*</w:t>
+      </w:r>
+      <w:r>
+        <w:rPr>
+          <w:rStyle w:val="VariableTok"/>
+        </w:rPr>
+        <w:t xml:space="preserve">}</w:t>
+      </w:r>
+      <w:r>
+        <w:rPr>
+          <w:rStyle w:val="StringTok"/>
+        </w:rPr>
+        <w:t xml:space="preserve">"</w:t>
+      </w:r>
+      <w:r>
+        <w:rPr>
+          <w:rStyle w:val="KeywordTok"/>
+        </w:rPr>
+        <w:t xml:space="preserve">;</w:t>
+      </w:r>
+      <w:r>
+        <w:rPr>
+          <w:rStyle w:val="NormalTok"/>
+        </w:rPr>
+        <w:t xml:space="preserve"> </w:t>
+      </w:r>
+      <w:r>
+        <w:rPr>
+          <w:rStyle w:val="VariableTok"/>
+        </w:rPr>
+        <w:t xml:space="preserve">ENV</w:t>
+      </w:r>
+      <w:r>
+        <w:rPr>
+          <w:rStyle w:val="OperatorTok"/>
+        </w:rPr>
+        <w:t xml:space="preserve">=</w:t>
+      </w:r>
+      <w:r>
+        <w:rPr>
+          <w:rStyle w:val="StringTok"/>
+        </w:rPr>
+        <w:t xml:space="preserve">"</w:t>
+      </w:r>
+      <w:r>
+        <w:rPr>
+          <w:rStyle w:val="VariableTok"/>
+        </w:rPr>
+        <w:t xml:space="preserve">${pair</w:t>
+      </w:r>
+      <w:r>
+        <w:rPr>
+          <w:rStyle w:val="OperatorTok"/>
+        </w:rPr>
+        <w:t xml:space="preserve">##</w:t>
+      </w:r>
+      <w:r>
+        <w:rPr>
+          <w:rStyle w:val="PreprocessorTok"/>
+        </w:rPr>
+        <w:t xml:space="preserve">*</w:t>
+      </w:r>
+      <w:r>
+        <w:rPr>
+          <w:rStyle w:val="NormalTok"/>
+        </w:rPr>
+        <w:t xml:space="preserve">:</w:t>
+      </w:r>
+      <w:r>
+        <w:rPr>
+          <w:rStyle w:val="VariableTok"/>
+        </w:rPr>
+        <w:t xml:space="preserve">}</w:t>
+      </w:r>
+      <w:r>
+        <w:rPr>
+          <w:rStyle w:val="StringTok"/>
+        </w:rPr>
+        <w:t xml:space="preserve">"</w:t>
+      </w:r>
+      <w:r>
+        <w:br/>
+      </w:r>
+      <w:r>
+        <w:rPr>
+          <w:rStyle w:val="NormalTok"/>
+        </w:rPr>
+        <w:t xml:space="preserve">  </w:t>
+      </w:r>
+      <w:r>
+        <w:rPr>
+          <w:rStyle w:val="ExtensionTok"/>
+        </w:rPr>
+        <w:t xml:space="preserve">helm</w:t>
+      </w:r>
+      <w:r>
+        <w:rPr>
+          <w:rStyle w:val="NormalTok"/>
+        </w:rPr>
+        <w:t xml:space="preserve"> </w:t>
+      </w:r>
+      <w:r>
+        <w:rPr>
+          <w:rStyle w:val="AttributeTok"/>
+        </w:rPr>
+        <w:t xml:space="preserve">--kube-context</w:t>
+      </w:r>
+      <w:r>
+        <w:rPr>
+          <w:rStyle w:val="NormalTok"/>
+        </w:rPr>
+        <w:t xml:space="preserve"> </w:t>
+      </w:r>
+      <w:r>
+        <w:rPr>
+          <w:rStyle w:val="StringTok"/>
+        </w:rPr>
+        <w:t xml:space="preserve">"</w:t>
+      </w:r>
+      <w:r>
+        <w:rPr>
+          <w:rStyle w:val="VariableTok"/>
+        </w:rPr>
+        <w:t xml:space="preserve">$CTX</w:t>
+      </w:r>
+      <w:r>
+        <w:rPr>
+          <w:rStyle w:val="StringTok"/>
+        </w:rPr>
+        <w:t xml:space="preserve">"</w:t>
+      </w:r>
+      <w:r>
+        <w:rPr>
+          <w:rStyle w:val="NormalTok"/>
+        </w:rPr>
+        <w:t xml:space="preserve"> </w:t>
+      </w:r>
+      <w:r>
+        <w:rPr>
+          <w:rStyle w:val="AttributeTok"/>
+        </w:rPr>
+        <w:t xml:space="preserve">-n</w:t>
+      </w:r>
+      <w:r>
+        <w:rPr>
+          <w:rStyle w:val="NormalTok"/>
+        </w:rPr>
+        <w:t xml:space="preserve"> cattle-fleet-system install </w:t>
+      </w:r>
+      <w:r>
+        <w:rPr>
+          <w:rStyle w:val="AttributeTok"/>
+        </w:rPr>
+        <w:t xml:space="preserve">--create-namespace</w:t>
+      </w:r>
+      <w:r>
+        <w:rPr>
+          <w:rStyle w:val="NormalTok"/>
+        </w:rPr>
+        <w:t xml:space="preserve"> </w:t>
+      </w:r>
+      <w:r>
+        <w:rPr>
+          <w:rStyle w:val="DataTypeTok"/>
+        </w:rPr>
+        <w:t xml:space="preserve">\</w:t>
+      </w:r>
+      <w:r>
+        <w:br/>
+      </w:r>
+      <w:r>
+        <w:rPr>
+          <w:rStyle w:val="NormalTok"/>
+        </w:rPr>
+        <w:t xml:space="preserve">    fleet-agent fleet/fleet-agent </w:t>
+      </w:r>
+      <w:r>
+        <w:rPr>
+          <w:rStyle w:val="DataTypeTok"/>
+        </w:rPr>
+        <w:t xml:space="preserve">\</w:t>
+      </w:r>
+      <w:r>
+        <w:br/>
+      </w:r>
+      <w:r>
+        <w:rPr>
+          <w:rStyle w:val="NormalTok"/>
+        </w:rPr>
+        <w:t xml:space="preserve">    </w:t>
+      </w:r>
+      <w:r>
+        <w:rPr>
+          <w:rStyle w:val="AttributeTok"/>
+        </w:rPr>
+        <w:t xml:space="preserve">-f</w:t>
+      </w:r>
+      <w:r>
+        <w:rPr>
+          <w:rStyle w:val="NormalTok"/>
+        </w:rPr>
+        <w:t xml:space="preserve"> /tmp/agent-values.yaml </w:t>
+      </w:r>
+      <w:r>
+        <w:rPr>
+          <w:rStyle w:val="DataTypeTok"/>
+        </w:rPr>
+        <w:t xml:space="preserve">\</w:t>
+      </w:r>
+      <w:r>
+        <w:br/>
+      </w:r>
+      <w:r>
+        <w:rPr>
+          <w:rStyle w:val="NormalTok"/>
+        </w:rPr>
+        <w:t xml:space="preserve">    </w:t>
+      </w:r>
+      <w:r>
+        <w:rPr>
+          <w:rStyle w:val="AttributeTok"/>
+        </w:rPr>
+        <w:t xml:space="preserve">--set-file</w:t>
+      </w:r>
+      <w:r>
+        <w:rPr>
+          <w:rStyle w:val="NormalTok"/>
+        </w:rPr>
+        <w:t xml:space="preserve"> apiServerCA=/tmp/ca.pem </w:t>
+      </w:r>
+      <w:r>
+        <w:rPr>
+          <w:rStyle w:val="DataTypeTok"/>
+        </w:rPr>
+        <w:t xml:space="preserve">\</w:t>
+      </w:r>
+      <w:r>
+        <w:br/>
+      </w:r>
+      <w:r>
+        <w:rPr>
+          <w:rStyle w:val="NormalTok"/>
+        </w:rPr>
+        <w:t xml:space="preserve">    </w:t>
+      </w:r>
+      <w:r>
+        <w:rPr>
+          <w:rStyle w:val="AttributeTok"/>
+        </w:rPr>
+        <w:t xml:space="preserve">--set-string</w:t>
+      </w:r>
+      <w:r>
+        <w:rPr>
+          <w:rStyle w:val="NormalTok"/>
+        </w:rPr>
+        <w:t xml:space="preserve"> labels.env=</w:t>
+      </w:r>
+      <w:r>
+        <w:rPr>
+          <w:rStyle w:val="StringTok"/>
+        </w:rPr>
+        <w:t xml:space="preserve">"</w:t>
+      </w:r>
+      <w:r>
+        <w:rPr>
+          <w:rStyle w:val="VariableTok"/>
+        </w:rPr>
+        <w:t xml:space="preserve">$ENV</w:t>
+      </w:r>
+      <w:r>
+        <w:rPr>
+          <w:rStyle w:val="StringTok"/>
+        </w:rPr>
+        <w:t xml:space="preserve">"</w:t>
+      </w:r>
+      <w:r>
+        <w:br/>
+      </w:r>
+      <w:r>
+        <w:rPr>
+          <w:rStyle w:val="ControlFlowTok"/>
+        </w:rPr>
+        <w:t xml:space="preserve">done</w:t>
+      </w:r>
+    </w:p>
+    <w:p>
+      <w:pPr>
+        <w:pStyle w:val="FirstParagraph"/>
+      </w:pPr>
+      <w:r>
+        <w:rPr>
+          <w:b/>
+          <w:bCs/>
+        </w:rPr>
+        <w:t xml:space="preserve">4. Confirm both clusters registered:</w:t>
+      </w:r>
+    </w:p>
+    <w:p>
+      <w:pPr>
+        <w:pStyle w:val="SourceCode"/>
+      </w:pPr>
+      <w:r>
+        <w:rPr>
+          <w:rStyle w:val="ExtensionTok"/>
+        </w:rPr>
+        <w:t xml:space="preserve">kubectl</w:t>
+      </w:r>
+      <w:r>
+        <w:rPr>
+          <w:rStyle w:val="NormalTok"/>
+        </w:rPr>
+        <w:t xml:space="preserve"> </w:t>
+      </w:r>
+      <w:r>
+        <w:rPr>
+          <w:rStyle w:val="AttributeTok"/>
+        </w:rPr>
+        <w:t xml:space="preserve">--context</w:t>
+      </w:r>
+      <w:r>
+        <w:rPr>
+          <w:rStyle w:val="NormalTok"/>
+        </w:rPr>
+        <w:t xml:space="preserve"> kind-fleet-mgr </w:t>
+      </w:r>
+      <w:r>
+        <w:rPr>
+          <w:rStyle w:val="AttributeTok"/>
+        </w:rPr>
+        <w:t xml:space="preserve">-n</w:t>
+      </w:r>
+      <w:r>
+        <w:rPr>
+          <w:rStyle w:val="NormalTok"/>
+        </w:rPr>
+        <w:t xml:space="preserve"> fleet-local   get clusters.fleet.cattle.io</w:t>
+      </w:r>
+      <w:r>
+        <w:br/>
+      </w:r>
+      <w:r>
+        <w:rPr>
+          <w:rStyle w:val="ExtensionTok"/>
+        </w:rPr>
+        <w:t xml:space="preserve">kubectl</w:t>
+      </w:r>
+      <w:r>
+        <w:rPr>
+          <w:rStyle w:val="NormalTok"/>
+        </w:rPr>
+        <w:t xml:space="preserve"> </w:t>
+      </w:r>
+      <w:r>
+        <w:rPr>
+          <w:rStyle w:val="AttributeTok"/>
+        </w:rPr>
+        <w:t xml:space="preserve">--context</w:t>
+      </w:r>
+      <w:r>
+        <w:rPr>
+          <w:rStyle w:val="NormalTok"/>
+        </w:rPr>
+        <w:t xml:space="preserve"> kind-fleet-mgr </w:t>
+      </w:r>
+      <w:r>
+        <w:rPr>
+          <w:rStyle w:val="AttributeTok"/>
+        </w:rPr>
+        <w:t xml:space="preserve">-n</w:t>
+      </w:r>
+      <w:r>
+        <w:rPr>
+          <w:rStyle w:val="NormalTok"/>
+        </w:rPr>
+        <w:t xml:space="preserve"> fleet-default get clusters.fleet.cattle.io </w:t>
+      </w:r>
+      <w:r>
+        <w:rPr>
+          <w:rStyle w:val="AttributeTok"/>
+        </w:rPr>
+        <w:t xml:space="preserve">-L</w:t>
+      </w:r>
+      <w:r>
+        <w:rPr>
+          <w:rStyle w:val="NormalTok"/>
+        </w:rPr>
+        <w:t xml:space="preserve"> env</w:t>
+      </w:r>
+    </w:p>
+    <w:p>
+      <w:pPr>
+        <w:pStyle w:val="FirstParagraph"/>
+      </w:pPr>
+      <w:r>
+        <w:rPr>
+          <w:b/>
+          <w:bCs/>
+        </w:rPr>
+        <w:t xml:space="preserve">What you should see:</w:t>
+      </w:r>
+      <w:r>
+        <w:t xml:space="preserve"> </w:t>
+      </w:r>
+      <w:r>
+        <w:t xml:space="preserve">the manager's own</w:t>
+      </w:r>
+      <w:r>
+        <w:t xml:space="preserve"> </w:t>
+      </w:r>
+      <w:r>
+        <w:rPr>
+          <w:rStyle w:val="VerbatimChar"/>
+        </w:rPr>
+        <w:t xml:space="preserve">local</w:t>
+      </w:r>
+      <w:r>
+        <w:t xml:space="preserve"> </w:t>
+      </w:r>
+      <w:r>
+        <w:t xml:space="preserve">cluster, plus two downstream</w:t>
+      </w:r>
+      <w:r>
+        <w:t xml:space="preserve"> </w:t>
+      </w:r>
+      <w:r>
+        <w:rPr>
+          <w:rStyle w:val="VerbatimChar"/>
+        </w:rPr>
+        <w:t xml:space="preserve">Cluster</w:t>
+      </w:r>
+      <w:r>
+        <w:t xml:space="preserve"> </w:t>
+      </w:r>
+      <w:r>
+        <w:t xml:space="preserve">objects (auto-named</w:t>
+      </w:r>
+      <w:r>
+        <w:t xml:space="preserve"> </w:t>
+      </w:r>
+      <w:r>
+        <w:rPr>
+          <w:rStyle w:val="VerbatimChar"/>
+        </w:rPr>
+        <w:t xml:space="preserve">cluster-…</w:t>
+      </w:r>
+      <w:r>
+        <w:t xml:space="preserve">) with</w:t>
+      </w:r>
+      <w:r>
+        <w:t xml:space="preserve"> </w:t>
+      </w:r>
+      <w:r>
+        <w:rPr>
+          <w:rStyle w:val="VerbatimChar"/>
+        </w:rPr>
+        <w:t xml:space="preserve">ENV</w:t>
+      </w:r>
+      <w:r>
+        <w:t xml:space="preserve"> </w:t>
+      </w:r>
+      <w:r>
+        <w:t xml:space="preserve">showing</w:t>
+      </w:r>
+      <w:r>
+        <w:t xml:space="preserve"> </w:t>
+      </w:r>
+      <w:r>
+        <w:rPr>
+          <w:rStyle w:val="VerbatimChar"/>
+        </w:rPr>
+        <w:t xml:space="preserve">staging</w:t>
+      </w:r>
+      <w:r>
+        <w:t xml:space="preserve"> </w:t>
+      </w:r>
+      <w:r>
+        <w:t xml:space="preserve">and</w:t>
+      </w:r>
+      <w:r>
+        <w:t xml:space="preserve"> </w:t>
+      </w:r>
+      <w:r>
+        <w:rPr>
+          <w:rStyle w:val="VerbatimChar"/>
+        </w:rPr>
+        <w:t xml:space="preserve">prod</w:t>
+      </w:r>
+      <w:r>
+        <w:t xml:space="preserve">, each</w:t>
+      </w:r>
+      <w:r>
+        <w:t xml:space="preserve"> </w:t>
+      </w:r>
+      <w:r>
+        <w:rPr>
+          <w:rStyle w:val="VerbatimChar"/>
+        </w:rPr>
+        <w:t xml:space="preserve">BUNDLES-READY 2/2</w:t>
+      </w:r>
+      <w:r>
+        <w:t xml:space="preserve">.</w:t>
+      </w:r>
+    </w:p>
+    <w:p>
+      <w:pPr>
         <w:pStyle w:val="BodyText"/>
       </w:pPr>
       <w:r>
         <w:drawing>
           <wp:inline>
-            <wp:extent cx="5943600" cy="5271532"/>
+            <wp:extent cx="5943600" cy="4116751"/>
             <wp:effectExtent b="0" l="0" r="0" t="0"/>
-            <wp:docPr descr="Architecture diagram" title="" id="14" name="Picture"/>
+            <wp:docPr descr="The fleet: manager 'local' plus two registered downstream clusters labelled staging and prod" title="" id="17" name="Picture"/>
             <a:graphic>
               <a:graphicData uri="http://schemas.openxmlformats.org/drawingml/2006/picture">
                 <pic:pic>
                   <pic:nvPicPr>
-                    <pic:cNvPr descr="artifacts/lab-16/diagrams/diagram.png" id="15" name="Picture"/>
+                    <pic:cNvPr descr="../artifacts/lab-16/screenshots/01-fleet-registered.png" id="18" name="Picture"/>
                     <pic:cNvPicPr>
                       <a:picLocks noChangeArrowheads="1" noChangeAspect="1"/>
                     </pic:cNvPicPr>
                   </pic:nvPicPr>
                   <pic:blipFill>
-                    <a:blip r:embed="rId13"/>
-                    <a:stretch>
-                      <a:fillRect/>
-                    </a:stretch>
-                  </pic:blipFill>
-                  <pic:spPr bwMode="auto">
-                    <a:xfrm>
-                      <a:off x="0" y="0"/>
-                      <a:ext cx="5943600" cy="5271532"/>
-                    </a:xfrm>
-                    <a:prstGeom prst="rect">
-                      <a:avLst/>
-                    </a:prstGeom>
-                    <a:noFill/>
-                    <a:ln w="9525">
-                      <a:noFill/>
-                      <a:headEnd/>
-                      <a:tailEnd/>
-                    </a:ln>
-                  </pic:spPr>
-                </pic:pic>
-              </a:graphicData>
-            </a:graphic>
-          </wp:inline>
-        </w:drawing>
-      </w:r>
-    </w:p>
-    <w:p>
-      <w:r>
-        <w:pict>
-          <v:rect style="width:0;height:1.5pt" o:hralign="center" o:hrstd="t" o:hr="t"/>
-        </w:pict>
-      </w:r>
-    </w:p>
-    <w:bookmarkEnd w:id="16"/>
-    <w:bookmarkStart w:id="17" w:name="X48a6e27ab2e37899536a28471cd3401c57e2f97"/>
-    <w:p>
-      <w:pPr>
-        <w:pStyle w:val="Heading2"/>
-      </w:pPr>
-      <w:r>
-        <w:t xml:space="preserve">Step 1 — Stand up the fleet: three clusters</w:t>
-      </w:r>
-    </w:p>
-    <w:p>
-      <w:pPr>
-        <w:pStyle w:val="FirstParagraph"/>
-      </w:pPr>
-      <w:r>
-        <w:rPr>
-          <w:b/>
-          <w:bCs/>
-        </w:rPr>
-        <w:t xml:space="preserve">Goal:</w:t>
-      </w:r>
-      <w:r>
-        <w:t xml:space="preserve"> </w:t>
-      </w:r>
-      <w:r>
-        <w:t xml:space="preserve">create a manager and two downstream clusters, all reachable from each other.</w:t>
-      </w:r>
-    </w:p>
-    <w:p>
-      <w:pPr>
-        <w:pStyle w:val="SourceCode"/>
-      </w:pPr>
-      <w:r>
-        <w:rPr>
-          <w:rStyle w:val="ControlFlowTok"/>
-        </w:rPr>
-        <w:t xml:space="preserve">for</w:t>
-      </w:r>
-      <w:r>
-        <w:rPr>
-          <w:rStyle w:val="NormalTok"/>
-        </w:rPr>
-        <w:t xml:space="preserve"> c </w:t>
-      </w:r>
-      <w:r>
-        <w:rPr>
-          <w:rStyle w:val="KeywordTok"/>
-        </w:rPr>
-        <w:t xml:space="preserve">in</w:t>
-      </w:r>
-      <w:r>
-        <w:rPr>
-          <w:rStyle w:val="NormalTok"/>
-        </w:rPr>
-        <w:t xml:space="preserve"> fleet-mgr fleet-stg fleet-prod</w:t>
-      </w:r>
-      <w:r>
-        <w:rPr>
-          <w:rStyle w:val="KeywordTok"/>
-        </w:rPr>
-        <w:t xml:space="preserve">;</w:t>
-      </w:r>
-      <w:r>
-        <w:rPr>
-          <w:rStyle w:val="NormalTok"/>
-        </w:rPr>
-        <w:t xml:space="preserve"> </w:t>
-      </w:r>
-      <w:r>
-        <w:rPr>
-          <w:rStyle w:val="ControlFlowTok"/>
-        </w:rPr>
-        <w:t xml:space="preserve">do</w:t>
-      </w:r>
-      <w:r>
-        <w:rPr>
-          <w:rStyle w:val="NormalTok"/>
-        </w:rPr>
-        <w:t xml:space="preserve"> </w:t>
-      </w:r>
-      <w:r>
-        <w:rPr>
-          <w:rStyle w:val="ExtensionTok"/>
-        </w:rPr>
-        <w:t xml:space="preserve">kind</w:t>
-      </w:r>
-      <w:r>
-        <w:rPr>
-          <w:rStyle w:val="NormalTok"/>
-        </w:rPr>
-        <w:t xml:space="preserve"> create cluster </w:t>
-      </w:r>
-      <w:r>
-        <w:rPr>
-          <w:rStyle w:val="AttributeTok"/>
-        </w:rPr>
-        <w:t xml:space="preserve">--name</w:t>
-      </w:r>
-      <w:r>
-        <w:rPr>
-          <w:rStyle w:val="NormalTok"/>
-        </w:rPr>
-        <w:t xml:space="preserve"> </w:t>
-      </w:r>
-      <w:r>
-        <w:rPr>
-          <w:rStyle w:val="StringTok"/>
-        </w:rPr>
-        <w:t xml:space="preserve">"</w:t>
-      </w:r>
-      <w:r>
-        <w:rPr>
-          <w:rStyle w:val="VariableTok"/>
-        </w:rPr>
-        <w:t xml:space="preserve">$c</w:t>
-      </w:r>
-      <w:r>
-        <w:rPr>
-          <w:rStyle w:val="StringTok"/>
-        </w:rPr>
-        <w:t xml:space="preserve">"</w:t>
-      </w:r>
-      <w:r>
-        <w:rPr>
-          <w:rStyle w:val="KeywordTok"/>
-        </w:rPr>
-        <w:t xml:space="preserve">;</w:t>
-      </w:r>
-      <w:r>
-        <w:rPr>
-          <w:rStyle w:val="NormalTok"/>
-        </w:rPr>
-        <w:t xml:space="preserve"> </w:t>
-      </w:r>
-      <w:r>
-        <w:rPr>
-          <w:rStyle w:val="ControlFlowTok"/>
-        </w:rPr>
-        <w:t xml:space="preserve">done</w:t>
-      </w:r>
-      <w:r>
-        <w:br/>
-      </w:r>
-      <w:r>
-        <w:rPr>
-          <w:rStyle w:val="ExtensionTok"/>
-        </w:rPr>
-        <w:t xml:space="preserve">kind</w:t>
-      </w:r>
-      <w:r>
-        <w:rPr>
-          <w:rStyle w:val="NormalTok"/>
-        </w:rPr>
-        <w:t xml:space="preserve"> get clusters</w:t>
-      </w:r>
-    </w:p>
-    <w:p>
-      <w:pPr>
-        <w:pStyle w:val="FirstParagraph"/>
-      </w:pPr>
-      <w:r>
-        <w:t xml:space="preserve">Because all</w:t>
-      </w:r>
-      <w:r>
-        <w:t xml:space="preserve"> </w:t>
-      </w:r>
-      <w:r>
-        <w:rPr>
-          <w:rStyle w:val="VerbatimChar"/>
-        </w:rPr>
-        <w:t xml:space="preserve">kind</w:t>
-      </w:r>
-      <w:r>
-        <w:t xml:space="preserve"> </w:t>
-      </w:r>
-      <w:r>
-        <w:t xml:space="preserve">clusters share the</w:t>
-      </w:r>
-      <w:r>
-        <w:t xml:space="preserve"> </w:t>
-      </w:r>
-      <w:r>
-        <w:rPr>
-          <w:rStyle w:val="VerbatimChar"/>
-        </w:rPr>
-        <w:t xml:space="preserve">kind</w:t>
-      </w:r>
-      <w:r>
-        <w:t xml:space="preserve"> </w:t>
-      </w:r>
-      <w:r>
-        <w:t xml:space="preserve">Docker network, the downstream agents can reach the manager's API by its container IP. Find that IP now — you'll need it in Step 2:</w:t>
-      </w:r>
-    </w:p>
-    <w:p>
-      <w:pPr>
-        <w:pStyle w:val="SourceCode"/>
-      </w:pPr>
-      <w:r>
-        <w:rPr>
-          <w:rStyle w:val="ExtensionTok"/>
-        </w:rPr>
-        <w:t xml:space="preserve">docker</w:t>
-      </w:r>
-      <w:r>
-        <w:rPr>
-          <w:rStyle w:val="NormalTok"/>
-        </w:rPr>
-        <w:t xml:space="preserve"> network inspect kind </w:t>
-      </w:r>
-      <w:r>
-        <w:rPr>
-          <w:rStyle w:val="AttributeTok"/>
-        </w:rPr>
-        <w:t xml:space="preserve">-f</w:t>
-      </w:r>
-      <w:r>
-        <w:rPr>
-          <w:rStyle w:val="NormalTok"/>
-        </w:rPr>
-        <w:t xml:space="preserve"> </w:t>
-      </w:r>
-      <w:r>
-        <w:rPr>
-          <w:rStyle w:val="StringTok"/>
-        </w:rPr>
-        <w:t xml:space="preserve">'{{range .Containers}}{{.Name}} {{.IPv4Address}}{{"\n"}}{{end}}'</w:t>
-      </w:r>
-    </w:p>
-    <w:p>
-      <w:pPr>
-        <w:pStyle w:val="FirstParagraph"/>
-      </w:pPr>
-      <w:r>
-        <w:rPr>
-          <w:b/>
-          <w:bCs/>
-        </w:rPr>
-        <w:t xml:space="preserve">What you should see:</w:t>
-      </w:r>
-      <w:r>
-        <w:t xml:space="preserve"> </w:t>
-      </w:r>
-      <w:r>
-        <w:t xml:space="preserve">three clusters, and the</w:t>
-      </w:r>
-      <w:r>
-        <w:t xml:space="preserve"> </w:t>
-      </w:r>
-      <w:r>
-        <w:rPr>
-          <w:rStyle w:val="VerbatimChar"/>
-        </w:rPr>
-        <w:t xml:space="preserve">fleet-mgr-control-plane</w:t>
-      </w:r>
-      <w:r>
-        <w:t xml:space="preserve"> </w:t>
-      </w:r>
-      <w:r>
-        <w:t xml:space="preserve">container with an IP like</w:t>
-      </w:r>
-      <w:r>
-        <w:t xml:space="preserve"> </w:t>
-      </w:r>
-      <w:r>
-        <w:rPr>
-          <w:rStyle w:val="VerbatimChar"/>
-        </w:rPr>
-        <w:t xml:space="preserve">172.19.0.2</w:t>
-      </w:r>
-      <w:r>
-        <w:t xml:space="preserve">. Note the manager's IP.</w:t>
-      </w:r>
-    </w:p>
-    <w:p>
-      <w:pPr>
-        <w:pStyle w:val="BodyText"/>
-      </w:pPr>
-      <w:r>
-        <w:rPr>
-          <w:b/>
-          <w:bCs/>
-        </w:rPr>
-        <w:t xml:space="preserve">What this means:</w:t>
-      </w:r>
-      <w:r>
-        <w:t xml:space="preserve"> </w:t>
-      </w:r>
-      <w:r>
-        <w:t xml:space="preserve">you now have a mini multi-cluster estate. The manager will run Fleet; the other two will be managed.</w:t>
-      </w:r>
-    </w:p>
-    <w:p>
-      <w:r>
-        <w:pict>
-          <v:rect style="width:0;height:1.5pt" o:hralign="center" o:hrstd="t" o:hr="t"/>
-        </w:pict>
-      </w:r>
-    </w:p>
-    <w:bookmarkEnd w:id="17"/>
-    <w:bookmarkStart w:id="18" w:name="step-2--install-fleet-on-the-manager"/>
-    <w:p>
-      <w:pPr>
-        <w:pStyle w:val="Heading2"/>
-      </w:pPr>
-      <w:r>
-        <w:t xml:space="preserve">Step 2 — Install Fleet on the manager</w:t>
-      </w:r>
-    </w:p>
-    <w:p>
-      <w:pPr>
-        <w:pStyle w:val="FirstParagraph"/>
-      </w:pPr>
-      <w:r>
-        <w:rPr>
-          <w:b/>
-          <w:bCs/>
-        </w:rPr>
-        <w:t xml:space="preserve">Goal:</w:t>
-      </w:r>
-      <w:r>
-        <w:t xml:space="preserve"> </w:t>
-      </w:r>
-      <w:r>
-        <w:t xml:space="preserve">run the Fleet controller on</w:t>
-      </w:r>
-      <w:r>
-        <w:t xml:space="preserve"> </w:t>
-      </w:r>
-      <w:r>
-        <w:rPr>
-          <w:rStyle w:val="VerbatimChar"/>
-        </w:rPr>
-        <w:t xml:space="preserve">fleet-mgr</w:t>
-      </w:r>
-      <w:r>
-        <w:t xml:space="preserve">, told how downstream agents should reach it.</w:t>
-      </w:r>
-    </w:p>
-    <w:p>
-      <w:pPr>
-        <w:pStyle w:val="SourceCode"/>
-      </w:pPr>
-      <w:r>
-        <w:rPr>
-          <w:rStyle w:val="ExtensionTok"/>
-        </w:rPr>
-        <w:t xml:space="preserve">helm</w:t>
-      </w:r>
-      <w:r>
-        <w:rPr>
-          <w:rStyle w:val="NormalTok"/>
-        </w:rPr>
-        <w:t xml:space="preserve"> repo add fleet https://rancher.github.io/fleet-helm-charts/</w:t>
-      </w:r>
-      <w:r>
-        <w:br/>
-      </w:r>
-      <w:r>
-        <w:rPr>
-          <w:rStyle w:val="ExtensionTok"/>
-        </w:rPr>
-        <w:t xml:space="preserve">helm</w:t>
-      </w:r>
-      <w:r>
-        <w:rPr>
-          <w:rStyle w:val="NormalTok"/>
-        </w:rPr>
-        <w:t xml:space="preserve"> repo update fleet</w:t>
-      </w:r>
-      <w:r>
-        <w:br/>
-      </w:r>
-      <w:r>
-        <w:br/>
-      </w:r>
-      <w:r>
-        <w:rPr>
-          <w:rStyle w:val="VariableTok"/>
-        </w:rPr>
-        <w:t xml:space="preserve">MGR_IP</w:t>
-      </w:r>
-      <w:r>
-        <w:rPr>
-          <w:rStyle w:val="OperatorTok"/>
-        </w:rPr>
-        <w:t xml:space="preserve">=</w:t>
-      </w:r>
-      <w:r>
-        <w:rPr>
-          <w:rStyle w:val="NormalTok"/>
-        </w:rPr>
-        <w:t xml:space="preserve">172.19.0.2                     </w:t>
-      </w:r>
-      <w:r>
-        <w:rPr>
-          <w:rStyle w:val="CommentTok"/>
-        </w:rPr>
-        <w:t xml:space="preserve"># from Step 1</w:t>
-      </w:r>
-      <w:r>
-        <w:br/>
-      </w:r>
-      <w:r>
-        <w:rPr>
-          <w:rStyle w:val="VariableTok"/>
-        </w:rPr>
-        <w:t xml:space="preserve">API_URL</w:t>
-      </w:r>
-      <w:r>
-        <w:rPr>
-          <w:rStyle w:val="OperatorTok"/>
-        </w:rPr>
-        <w:t xml:space="preserve">=</w:t>
-      </w:r>
-      <w:r>
-        <w:rPr>
-          <w:rStyle w:val="StringTok"/>
-        </w:rPr>
-        <w:t xml:space="preserve">"https://</w:t>
-      </w:r>
-      <w:r>
-        <w:rPr>
-          <w:rStyle w:val="VariableTok"/>
-        </w:rPr>
-        <w:t xml:space="preserve">${MGR_IP}</w:t>
-      </w:r>
-      <w:r>
-        <w:rPr>
-          <w:rStyle w:val="StringTok"/>
-        </w:rPr>
-        <w:t xml:space="preserve">:6443"</w:t>
-      </w:r>
-      <w:r>
-        <w:br/>
-      </w:r>
-      <w:r>
-        <w:rPr>
-          <w:rStyle w:val="VariableTok"/>
-        </w:rPr>
-        <w:t xml:space="preserve">CA</w:t>
-      </w:r>
-      <w:r>
-        <w:rPr>
-          <w:rStyle w:val="OperatorTok"/>
-        </w:rPr>
-        <w:t xml:space="preserve">=</w:t>
-      </w:r>
-      <w:r>
-        <w:rPr>
-          <w:rStyle w:val="VariableTok"/>
-        </w:rPr>
-        <w:t xml:space="preserve">$(</w:t>
-      </w:r>
-      <w:r>
-        <w:rPr>
-          <w:rStyle w:val="ExtensionTok"/>
-        </w:rPr>
-        <w:t xml:space="preserve">kubectl</w:t>
-      </w:r>
-      <w:r>
-        <w:rPr>
-          <w:rStyle w:val="NormalTok"/>
-        </w:rPr>
-        <w:t xml:space="preserve"> </w:t>
-      </w:r>
-      <w:r>
-        <w:rPr>
-          <w:rStyle w:val="AttributeTok"/>
-        </w:rPr>
-        <w:t xml:space="preserve">--context</w:t>
-      </w:r>
-      <w:r>
-        <w:rPr>
-          <w:rStyle w:val="NormalTok"/>
-        </w:rPr>
-        <w:t xml:space="preserve"> kind-fleet-mgr config view </w:t>
-      </w:r>
-      <w:r>
-        <w:rPr>
-          <w:rStyle w:val="AttributeTok"/>
-        </w:rPr>
-        <w:t xml:space="preserve">--raw</w:t>
-      </w:r>
-      <w:r>
-        <w:rPr>
-          <w:rStyle w:val="NormalTok"/>
-        </w:rPr>
-        <w:t xml:space="preserve"> </w:t>
-      </w:r>
-      <w:r>
-        <w:rPr>
-          <w:rStyle w:val="AttributeTok"/>
-        </w:rPr>
-        <w:t xml:space="preserve">--minify</w:t>
-      </w:r>
-      <w:r>
-        <w:rPr>
-          <w:rStyle w:val="NormalTok"/>
-        </w:rPr>
-        <w:t xml:space="preserve"> </w:t>
-      </w:r>
-      <w:r>
-        <w:rPr>
-          <w:rStyle w:val="DataTypeTok"/>
-        </w:rPr>
-        <w:t xml:space="preserve">\</w:t>
-      </w:r>
-      <w:r>
-        <w:br/>
-      </w:r>
-      <w:r>
-        <w:rPr>
-          <w:rStyle w:val="NormalTok"/>
-        </w:rPr>
-        <w:t xml:space="preserve">       </w:t>
-      </w:r>
-      <w:r>
-        <w:rPr>
-          <w:rStyle w:val="AttributeTok"/>
-        </w:rPr>
-        <w:t xml:space="preserve">-o</w:t>
-      </w:r>
-      <w:r>
-        <w:rPr>
-          <w:rStyle w:val="NormalTok"/>
-        </w:rPr>
-        <w:t xml:space="preserve"> jsonpath=</w:t>
-      </w:r>
-      <w:r>
-        <w:rPr>
-          <w:rStyle w:val="StringTok"/>
-        </w:rPr>
-        <w:t xml:space="preserve">'{.clusters[0].cluster.certificate-authority-data}'</w:t>
-      </w:r>
-      <w:r>
-        <w:rPr>
-          <w:rStyle w:val="VariableTok"/>
-        </w:rPr>
-        <w:t xml:space="preserve">)</w:t>
-      </w:r>
-      <w:r>
-        <w:br/>
-      </w:r>
-      <w:r>
-        <w:br/>
-      </w:r>
-      <w:r>
-        <w:rPr>
-          <w:rStyle w:val="ExtensionTok"/>
-        </w:rPr>
-        <w:t xml:space="preserve">helm</w:t>
-      </w:r>
-      <w:r>
-        <w:rPr>
-          <w:rStyle w:val="NormalTok"/>
-        </w:rPr>
-        <w:t xml:space="preserve"> </w:t>
-      </w:r>
-      <w:r>
-        <w:rPr>
-          <w:rStyle w:val="AttributeTok"/>
-        </w:rPr>
-        <w:t xml:space="preserve">--kube-context</w:t>
-      </w:r>
-      <w:r>
-        <w:rPr>
-          <w:rStyle w:val="NormalTok"/>
-        </w:rPr>
-        <w:t xml:space="preserve"> kind-fleet-mgr </w:t>
-      </w:r>
-      <w:r>
-        <w:rPr>
-          <w:rStyle w:val="AttributeTok"/>
-        </w:rPr>
-        <w:t xml:space="preserve">-n</w:t>
-      </w:r>
-      <w:r>
-        <w:rPr>
-          <w:rStyle w:val="NormalTok"/>
-        </w:rPr>
-        <w:t xml:space="preserve"> cattle-fleet-system install </w:t>
-      </w:r>
-      <w:r>
-        <w:rPr>
-          <w:rStyle w:val="AttributeTok"/>
-        </w:rPr>
-        <w:t xml:space="preserve">--create-namespace</w:t>
-      </w:r>
-      <w:r>
-        <w:rPr>
-          <w:rStyle w:val="NormalTok"/>
-        </w:rPr>
-        <w:t xml:space="preserve"> </w:t>
-      </w:r>
-      <w:r>
-        <w:rPr>
-          <w:rStyle w:val="DataTypeTok"/>
-        </w:rPr>
-        <w:t xml:space="preserve">\</w:t>
-      </w:r>
-      <w:r>
-        <w:br/>
-      </w:r>
-      <w:r>
-        <w:rPr>
-          <w:rStyle w:val="NormalTok"/>
-        </w:rPr>
-        <w:t xml:space="preserve">  fleet-crd fleet/fleet-crd</w:t>
-      </w:r>
-      <w:r>
-        <w:br/>
-      </w:r>
-      <w:r>
-        <w:br/>
-      </w:r>
-      <w:r>
-        <w:rPr>
-          <w:rStyle w:val="ExtensionTok"/>
-        </w:rPr>
-        <w:t xml:space="preserve">helm</w:t>
-      </w:r>
-      <w:r>
-        <w:rPr>
-          <w:rStyle w:val="NormalTok"/>
-        </w:rPr>
-        <w:t xml:space="preserve"> </w:t>
-      </w:r>
-      <w:r>
-        <w:rPr>
-          <w:rStyle w:val="AttributeTok"/>
-        </w:rPr>
-        <w:t xml:space="preserve">--kube-context</w:t>
-      </w:r>
-      <w:r>
-        <w:rPr>
-          <w:rStyle w:val="NormalTok"/>
-        </w:rPr>
-        <w:t xml:space="preserve"> kind-fleet-mgr </w:t>
-      </w:r>
-      <w:r>
-        <w:rPr>
-          <w:rStyle w:val="AttributeTok"/>
-        </w:rPr>
-        <w:t xml:space="preserve">-n</w:t>
-      </w:r>
-      <w:r>
-        <w:rPr>
-          <w:rStyle w:val="NormalTok"/>
-        </w:rPr>
-        <w:t xml:space="preserve"> cattle-fleet-system install fleet fleet/fleet </w:t>
-      </w:r>
-      <w:r>
-        <w:rPr>
-          <w:rStyle w:val="DataTypeTok"/>
-        </w:rPr>
-        <w:t xml:space="preserve">\</w:t>
-      </w:r>
-      <w:r>
-        <w:br/>
-      </w:r>
-      <w:r>
-        <w:rPr>
-          <w:rStyle w:val="NormalTok"/>
-        </w:rPr>
-        <w:t xml:space="preserve">  </w:t>
-      </w:r>
-      <w:r>
-        <w:rPr>
-          <w:rStyle w:val="AttributeTok"/>
-        </w:rPr>
-        <w:t xml:space="preserve">--set</w:t>
-      </w:r>
-      <w:r>
-        <w:rPr>
-          <w:rStyle w:val="NormalTok"/>
-        </w:rPr>
-        <w:t xml:space="preserve"> apiServerURL=</w:t>
-      </w:r>
-      <w:r>
-        <w:rPr>
-          <w:rStyle w:val="StringTok"/>
-        </w:rPr>
-        <w:t xml:space="preserve">"</w:t>
-      </w:r>
-      <w:r>
-        <w:rPr>
-          <w:rStyle w:val="VariableTok"/>
-        </w:rPr>
-        <w:t xml:space="preserve">$API_URL</w:t>
-      </w:r>
-      <w:r>
-        <w:rPr>
-          <w:rStyle w:val="StringTok"/>
-        </w:rPr>
-        <w:t xml:space="preserve">"</w:t>
-      </w:r>
-      <w:r>
-        <w:rPr>
-          <w:rStyle w:val="NormalTok"/>
-        </w:rPr>
-        <w:t xml:space="preserve"> </w:t>
-      </w:r>
-      <w:r>
-        <w:rPr>
-          <w:rStyle w:val="DataTypeTok"/>
-        </w:rPr>
-        <w:t xml:space="preserve">\</w:t>
-      </w:r>
-      <w:r>
-        <w:br/>
-      </w:r>
-      <w:r>
-        <w:rPr>
-          <w:rStyle w:val="NormalTok"/>
-        </w:rPr>
-        <w:t xml:space="preserve">  </w:t>
-      </w:r>
-      <w:r>
-        <w:rPr>
-          <w:rStyle w:val="AttributeTok"/>
-        </w:rPr>
-        <w:t xml:space="preserve">--set</w:t>
-      </w:r>
-      <w:r>
-        <w:rPr>
-          <w:rStyle w:val="NormalTok"/>
-        </w:rPr>
-        <w:t xml:space="preserve"> apiServerCA=</w:t>
-      </w:r>
-      <w:r>
-        <w:rPr>
-          <w:rStyle w:val="StringTok"/>
-        </w:rPr>
-        <w:t xml:space="preserve">"</w:t>
-      </w:r>
-      <w:r>
-        <w:rPr>
-          <w:rStyle w:val="VariableTok"/>
-        </w:rPr>
-        <w:t xml:space="preserve">$CA</w:t>
-      </w:r>
-      <w:r>
-        <w:rPr>
-          <w:rStyle w:val="StringTok"/>
-        </w:rPr>
-        <w:t xml:space="preserve">"</w:t>
-      </w:r>
-      <w:r>
-        <w:br/>
-      </w:r>
-      <w:r>
-        <w:br/>
-      </w:r>
-      <w:r>
-        <w:rPr>
-          <w:rStyle w:val="ExtensionTok"/>
-        </w:rPr>
-        <w:t xml:space="preserve">kubectl</w:t>
-      </w:r>
-      <w:r>
-        <w:rPr>
-          <w:rStyle w:val="NormalTok"/>
-        </w:rPr>
-        <w:t xml:space="preserve"> </w:t>
-      </w:r>
-      <w:r>
-        <w:rPr>
-          <w:rStyle w:val="AttributeTok"/>
-        </w:rPr>
-        <w:t xml:space="preserve">--context</w:t>
-      </w:r>
-      <w:r>
-        <w:rPr>
-          <w:rStyle w:val="NormalTok"/>
-        </w:rPr>
-        <w:t xml:space="preserve"> kind-fleet-mgr </w:t>
-      </w:r>
-      <w:r>
-        <w:rPr>
-          <w:rStyle w:val="AttributeTok"/>
-        </w:rPr>
-        <w:t xml:space="preserve">-n</w:t>
-      </w:r>
-      <w:r>
-        <w:rPr>
-          <w:rStyle w:val="NormalTok"/>
-        </w:rPr>
-        <w:t xml:space="preserve"> cattle-fleet-system rollout status deploy/fleet-controller </w:t>
-      </w:r>
-      <w:r>
-        <w:rPr>
-          <w:rStyle w:val="AttributeTok"/>
-        </w:rPr>
-        <w:t xml:space="preserve">--timeout</w:t>
-      </w:r>
-      <w:r>
-        <w:rPr>
-          <w:rStyle w:val="OperatorTok"/>
-        </w:rPr>
-        <w:t xml:space="preserve">=</w:t>
-      </w:r>
-      <w:r>
-        <w:rPr>
-          <w:rStyle w:val="NormalTok"/>
-        </w:rPr>
-        <w:t xml:space="preserve">180s</w:t>
-      </w:r>
-    </w:p>
-    <w:p>
-      <w:pPr>
-        <w:pStyle w:val="FirstParagraph"/>
-      </w:pPr>
-      <w:r>
-        <w:rPr>
-          <w:b/>
-          <w:bCs/>
-        </w:rPr>
-        <w:t xml:space="preserve">What you should see:</w:t>
-      </w:r>
-      <w:r>
-        <w:t xml:space="preserve"> </w:t>
-      </w:r>
-      <w:r>
-        <w:rPr>
-          <w:rStyle w:val="VerbatimChar"/>
-        </w:rPr>
-        <w:t xml:space="preserve">fleet-controller</w:t>
-      </w:r>
-      <w:r>
-        <w:t xml:space="preserve">,</w:t>
-      </w:r>
-      <w:r>
-        <w:t xml:space="preserve"> </w:t>
-      </w:r>
-      <w:r>
-        <w:rPr>
-          <w:rStyle w:val="VerbatimChar"/>
-        </w:rPr>
-        <w:t xml:space="preserve">gitjob</w:t>
-      </w:r>
-      <w:r>
-        <w:t xml:space="preserve">, and</w:t>
-      </w:r>
-      <w:r>
-        <w:t xml:space="preserve"> </w:t>
-      </w:r>
-      <w:r>
-        <w:rPr>
-          <w:rStyle w:val="VerbatimChar"/>
-        </w:rPr>
-        <w:t xml:space="preserve">helmops</w:t>
-      </w:r>
-      <w:r>
-        <w:t xml:space="preserve"> </w:t>
-      </w:r>
-      <w:r>
-        <w:t xml:space="preserve">Pods</w:t>
-      </w:r>
-      <w:r>
-        <w:t xml:space="preserve"> </w:t>
-      </w:r>
-      <w:r>
-        <w:rPr>
-          <w:rStyle w:val="VerbatimChar"/>
-        </w:rPr>
-        <w:t xml:space="preserve">Running</w:t>
-      </w:r>
-      <w:r>
-        <w:t xml:space="preserve"> </w:t>
-      </w:r>
-      <w:r>
-        <w:t xml:space="preserve">in</w:t>
-      </w:r>
-      <w:r>
-        <w:t xml:space="preserve"> </w:t>
-      </w:r>
-      <w:r>
-        <w:rPr>
-          <w:rStyle w:val="VerbatimChar"/>
-        </w:rPr>
-        <w:t xml:space="preserve">cattle-fleet-system</w:t>
-      </w:r>
-      <w:r>
-        <w:t xml:space="preserve">. The manager also registers</w:t>
-      </w:r>
-      <w:r>
-        <w:t xml:space="preserve"> </w:t>
-      </w:r>
-      <w:r>
-        <w:rPr>
-          <w:i/>
-          <w:iCs/>
-        </w:rPr>
-        <w:t xml:space="preserve">itself</w:t>
-      </w:r>
-      <w:r>
-        <w:t xml:space="preserve"> </w:t>
-      </w:r>
-      <w:r>
-        <w:t xml:space="preserve">as a cluster named</w:t>
-      </w:r>
-      <w:r>
-        <w:t xml:space="preserve"> </w:t>
-      </w:r>
-      <w:r>
-        <w:rPr>
-          <w:rStyle w:val="VerbatimChar"/>
-        </w:rPr>
-        <w:t xml:space="preserve">local</w:t>
-      </w:r>
-      <w:r>
-        <w:t xml:space="preserve">.</w:t>
-      </w:r>
-    </w:p>
-    <w:p>
-      <w:pPr>
-        <w:pStyle w:val="BodyText"/>
-      </w:pPr>
-      <w:r>
-        <w:rPr>
-          <w:b/>
-          <w:bCs/>
-        </w:rPr>
-        <w:t xml:space="preserve">What this means:</w:t>
-      </w:r>
-      <w:r>
-        <w:t xml:space="preserve"> </w:t>
-      </w:r>
-      <w:r>
-        <w:t xml:space="preserve">the fleet's control plane is live.</w:t>
-      </w:r>
-      <w:r>
-        <w:t xml:space="preserve"> </w:t>
-      </w:r>
-      <w:r>
-        <w:rPr>
-          <w:rStyle w:val="VerbatimChar"/>
-        </w:rPr>
-        <w:t xml:space="preserve">apiServerURL</w:t>
-      </w:r>
-      <w:r>
-        <w:t xml:space="preserve">/</w:t>
-      </w:r>
-      <w:r>
-        <w:rPr>
-          <w:rStyle w:val="VerbatimChar"/>
-        </w:rPr>
-        <w:t xml:space="preserve">apiServerCA</w:t>
-      </w:r>
-      <w:r>
-        <w:t xml:space="preserve"> </w:t>
-      </w:r>
-      <w:r>
-        <w:t xml:space="preserve">are baked into the registration tokens so agents know where — and how securely — to call home.</w:t>
-      </w:r>
-    </w:p>
-    <w:p>
-      <w:r>
-        <w:pict>
-          <v:rect style="width:0;height:1.5pt" o:hralign="center" o:hrstd="t" o:hr="t"/>
-        </w:pict>
-      </w:r>
-    </w:p>
-    <w:bookmarkEnd w:id="18"/>
-    <w:bookmarkStart w:id="22" w:name="Xd9fe354816a2184272bce6c6c85545c8d5f5286"/>
-    <w:p>
-      <w:pPr>
-        <w:pStyle w:val="Heading2"/>
-      </w:pPr>
-      <w:r>
-        <w:t xml:space="preserve">Step 3 — Register the two downstream clusters</w:t>
-      </w:r>
-    </w:p>
-    <w:p>
-      <w:pPr>
-        <w:pStyle w:val="FirstParagraph"/>
-      </w:pPr>
-      <w:r>
-        <w:rPr>
-          <w:b/>
-          <w:bCs/>
-        </w:rPr>
-        <w:t xml:space="preserve">Goal:</w:t>
-      </w:r>
-      <w:r>
-        <w:t xml:space="preserve"> </w:t>
-      </w:r>
-      <w:r>
-        <w:t xml:space="preserve">enrol</w:t>
-      </w:r>
-      <w:r>
-        <w:t xml:space="preserve"> </w:t>
-      </w:r>
-      <w:r>
-        <w:rPr>
-          <w:rStyle w:val="VerbatimChar"/>
-        </w:rPr>
-        <w:t xml:space="preserve">fleet-stg</w:t>
-      </w:r>
-      <w:r>
-        <w:t xml:space="preserve"> </w:t>
-      </w:r>
-      <w:r>
-        <w:t xml:space="preserve">and</w:t>
-      </w:r>
-      <w:r>
-        <w:t xml:space="preserve"> </w:t>
-      </w:r>
-      <w:r>
-        <w:rPr>
-          <w:rStyle w:val="VerbatimChar"/>
-        </w:rPr>
-        <w:t xml:space="preserve">fleet-prod</w:t>
-      </w:r>
-      <w:r>
-        <w:t xml:space="preserve"> </w:t>
-      </w:r>
-      <w:r>
-        <w:t xml:space="preserve">into the fleet, labelled by environment.</w:t>
-      </w:r>
-    </w:p>
-    <w:p>
-      <w:pPr>
-        <w:pStyle w:val="BodyText"/>
-      </w:pPr>
-      <w:r>
-        <w:rPr>
-          <w:b/>
-          <w:bCs/>
-        </w:rPr>
-        <w:t xml:space="preserve">1. Create a registration token on the manager:</w:t>
-      </w:r>
-    </w:p>
-    <w:p>
-      <w:pPr>
-        <w:pStyle w:val="SourceCode"/>
-      </w:pPr>
-      <w:r>
-        <w:rPr>
-          <w:rStyle w:val="ExtensionTok"/>
-        </w:rPr>
-        <w:t xml:space="preserve">kubectl</w:t>
-      </w:r>
-      <w:r>
-        <w:rPr>
-          <w:rStyle w:val="NormalTok"/>
-        </w:rPr>
-        <w:t xml:space="preserve"> </w:t>
-      </w:r>
-      <w:r>
-        <w:rPr>
-          <w:rStyle w:val="AttributeTok"/>
-        </w:rPr>
-        <w:t xml:space="preserve">--context</w:t>
-      </w:r>
-      <w:r>
-        <w:rPr>
-          <w:rStyle w:val="NormalTok"/>
-        </w:rPr>
-        <w:t xml:space="preserve"> kind-fleet-mgr create namespace fleet-default</w:t>
-      </w:r>
-      <w:r>
-        <w:br/>
-      </w:r>
-      <w:r>
-        <w:rPr>
-          <w:rStyle w:val="ExtensionTok"/>
-        </w:rPr>
-        <w:t xml:space="preserve">kubectl</w:t>
-      </w:r>
-      <w:r>
-        <w:rPr>
-          <w:rStyle w:val="NormalTok"/>
-        </w:rPr>
-        <w:t xml:space="preserve"> </w:t>
-      </w:r>
-      <w:r>
-        <w:rPr>
-          <w:rStyle w:val="AttributeTok"/>
-        </w:rPr>
-        <w:t xml:space="preserve">--context</w:t>
-      </w:r>
-      <w:r>
-        <w:rPr>
-          <w:rStyle w:val="NormalTok"/>
-        </w:rPr>
-        <w:t xml:space="preserve"> kind-fleet-mgr apply </w:t>
-      </w:r>
-      <w:r>
-        <w:rPr>
-          <w:rStyle w:val="AttributeTok"/>
-        </w:rPr>
-        <w:t xml:space="preserve">-f</w:t>
-      </w:r>
-      <w:r>
-        <w:rPr>
-          <w:rStyle w:val="NormalTok"/>
-        </w:rPr>
-        <w:t xml:space="preserve"> </w:t>
-      </w:r>
-      <w:r>
-        <w:rPr>
-          <w:rStyle w:val="AttributeTok"/>
-        </w:rPr>
-        <w:t xml:space="preserve">-</w:t>
-      </w:r>
-      <w:r>
-        <w:rPr>
-          <w:rStyle w:val="NormalTok"/>
-        </w:rPr>
-        <w:t xml:space="preserve"> </w:t>
-      </w:r>
-      <w:r>
-        <w:rPr>
-          <w:rStyle w:val="OperatorTok"/>
-        </w:rPr>
-        <w:t xml:space="preserve">&lt;&lt;'EOF'</w:t>
-      </w:r>
-      <w:r>
-        <w:br/>
-      </w:r>
-      <w:r>
-        <w:rPr>
-          <w:rStyle w:val="StringTok"/>
-        </w:rPr>
-        <w:t xml:space="preserve">apiVersion: fleet.cattle.io/v1alpha1</w:t>
-      </w:r>
-      <w:r>
-        <w:br/>
-      </w:r>
-      <w:r>
-        <w:rPr>
-          <w:rStyle w:val="StringTok"/>
-        </w:rPr>
-        <w:t xml:space="preserve">kind: ClusterRegistrationToken</w:t>
-      </w:r>
-      <w:r>
-        <w:br/>
-      </w:r>
-      <w:r>
-        <w:rPr>
-          <w:rStyle w:val="StringTok"/>
-        </w:rPr>
-        <w:t xml:space="preserve">metadata: {name: downstream-token, namespace: fleet-default}</w:t>
-      </w:r>
-      <w:r>
-        <w:br/>
-      </w:r>
-      <w:r>
-        <w:rPr>
-          <w:rStyle w:val="StringTok"/>
-        </w:rPr>
-        <w:t xml:space="preserve">spec: {ttl: 24h}</w:t>
-      </w:r>
-      <w:r>
-        <w:br/>
-      </w:r>
-      <w:r>
-        <w:rPr>
-          <w:rStyle w:val="OperatorTok"/>
-        </w:rPr>
-        <w:t xml:space="preserve">EOF</w:t>
-      </w:r>
-    </w:p>
-    <w:p>
-      <w:pPr>
-        <w:pStyle w:val="FirstParagraph"/>
-      </w:pPr>
-      <w:r>
-        <w:rPr>
-          <w:b/>
-          <w:bCs/>
-        </w:rPr>
-        <w:t xml:space="preserve">2. Extract the agent values and the CA as raw PEM:</w:t>
-      </w:r>
-    </w:p>
-    <w:p>
-      <w:pPr>
-        <w:pStyle w:val="SourceCode"/>
-      </w:pPr>
-      <w:r>
-        <w:rPr>
-          <w:rStyle w:val="ExtensionTok"/>
-        </w:rPr>
-        <w:t xml:space="preserve">kubectl</w:t>
-      </w:r>
-      <w:r>
-        <w:rPr>
-          <w:rStyle w:val="NormalTok"/>
-        </w:rPr>
-        <w:t xml:space="preserve"> </w:t>
-      </w:r>
-      <w:r>
-        <w:rPr>
-          <w:rStyle w:val="AttributeTok"/>
-        </w:rPr>
-        <w:t xml:space="preserve">--context</w:t>
-      </w:r>
-      <w:r>
-        <w:rPr>
-          <w:rStyle w:val="NormalTok"/>
-        </w:rPr>
-        <w:t xml:space="preserve"> kind-fleet-mgr </w:t>
-      </w:r>
-      <w:r>
-        <w:rPr>
-          <w:rStyle w:val="AttributeTok"/>
-        </w:rPr>
-        <w:t xml:space="preserve">-n</w:t>
-      </w:r>
-      <w:r>
-        <w:rPr>
-          <w:rStyle w:val="NormalTok"/>
-        </w:rPr>
-        <w:t xml:space="preserve"> fleet-default get secret downstream-token </w:t>
-      </w:r>
-      <w:r>
-        <w:rPr>
-          <w:rStyle w:val="DataTypeTok"/>
-        </w:rPr>
-        <w:t xml:space="preserve">\</w:t>
-      </w:r>
-      <w:r>
-        <w:br/>
-      </w:r>
-      <w:r>
-        <w:rPr>
-          <w:rStyle w:val="NormalTok"/>
-        </w:rPr>
-        <w:t xml:space="preserve">  </w:t>
-      </w:r>
-      <w:r>
-        <w:rPr>
-          <w:rStyle w:val="AttributeTok"/>
-        </w:rPr>
-        <w:t xml:space="preserve">-o</w:t>
-      </w:r>
-      <w:r>
-        <w:rPr>
-          <w:rStyle w:val="NormalTok"/>
-        </w:rPr>
-        <w:t xml:space="preserve"> jsonpath=</w:t>
-      </w:r>
-      <w:r>
-        <w:rPr>
-          <w:rStyle w:val="StringTok"/>
-        </w:rPr>
-        <w:t xml:space="preserve">'{.data.values}'</w:t>
-      </w:r>
-      <w:r>
-        <w:rPr>
-          <w:rStyle w:val="NormalTok"/>
-        </w:rPr>
-        <w:t xml:space="preserve"> </w:t>
-      </w:r>
-      <w:r>
-        <w:rPr>
-          <w:rStyle w:val="KeywordTok"/>
-        </w:rPr>
-        <w:t xml:space="preserve">|</w:t>
-      </w:r>
-      <w:r>
-        <w:rPr>
-          <w:rStyle w:val="NormalTok"/>
-        </w:rPr>
-        <w:t xml:space="preserve"> </w:t>
-      </w:r>
-      <w:r>
-        <w:rPr>
-          <w:rStyle w:val="FunctionTok"/>
-        </w:rPr>
-        <w:t xml:space="preserve">base64</w:t>
-      </w:r>
-      <w:r>
-        <w:rPr>
-          <w:rStyle w:val="NormalTok"/>
-        </w:rPr>
-        <w:t xml:space="preserve"> </w:t>
-      </w:r>
-      <w:r>
-        <w:rPr>
-          <w:rStyle w:val="AttributeTok"/>
-        </w:rPr>
-        <w:t xml:space="preserve">-d</w:t>
-      </w:r>
-      <w:r>
-        <w:rPr>
-          <w:rStyle w:val="NormalTok"/>
-        </w:rPr>
-        <w:t xml:space="preserve"> </w:t>
-      </w:r>
-      <w:r>
-        <w:rPr>
-          <w:rStyle w:val="OperatorTok"/>
-        </w:rPr>
-        <w:t xml:space="preserve">&gt;</w:t>
-      </w:r>
-      <w:r>
-        <w:rPr>
-          <w:rStyle w:val="NormalTok"/>
-        </w:rPr>
-        <w:t xml:space="preserve"> /tmp/token-values.yaml</w:t>
-      </w:r>
-      <w:r>
-        <w:br/>
-      </w:r>
-      <w:r>
-        <w:br/>
-      </w:r>
-      <w:r>
-        <w:rPr>
-          <w:rStyle w:val="CommentTok"/>
-        </w:rPr>
-        <w:t xml:space="preserve"># pull apiServerCA out as a real PEM file, and strip it from the values file:</w:t>
-      </w:r>
-      <w:r>
-        <w:br/>
-      </w:r>
-      <w:r>
-        <w:rPr>
-          <w:rStyle w:val="ExtensionTok"/>
-        </w:rPr>
-        <w:t xml:space="preserve">python3</w:t>
-      </w:r>
-      <w:r>
-        <w:rPr>
-          <w:rStyle w:val="NormalTok"/>
-        </w:rPr>
-        <w:t xml:space="preserve"> </w:t>
-      </w:r>
-      <w:r>
-        <w:rPr>
-          <w:rStyle w:val="AttributeTok"/>
-        </w:rPr>
-        <w:t xml:space="preserve">-</w:t>
-      </w:r>
-      <w:r>
-        <w:rPr>
-          <w:rStyle w:val="NormalTok"/>
-        </w:rPr>
-        <w:t xml:space="preserve"> </w:t>
-      </w:r>
-      <w:r>
-        <w:rPr>
-          <w:rStyle w:val="OperatorTok"/>
-        </w:rPr>
-        <w:t xml:space="preserve">&lt;&lt;'PY'</w:t>
-      </w:r>
-      <w:r>
-        <w:br/>
-      </w:r>
-      <w:r>
-        <w:rPr>
-          <w:rStyle w:val="StringTok"/>
-        </w:rPr>
-        <w:t xml:space="preserve">import base64, yaml</w:t>
-      </w:r>
-      <w:r>
-        <w:br/>
-      </w:r>
-      <w:r>
-        <w:rPr>
-          <w:rStyle w:val="StringTok"/>
-        </w:rPr>
-        <w:t xml:space="preserve">v = yaml.safe_load(open('/tmp/token-values.yaml'))</w:t>
-      </w:r>
-      <w:r>
-        <w:br/>
-      </w:r>
-      <w:r>
-        <w:rPr>
-          <w:rStyle w:val="StringTok"/>
-        </w:rPr>
-        <w:t xml:space="preserve">open('/tmp/ca.pem','w').write(base64.b64decode(v['apiServerCA']).decode())</w:t>
-      </w:r>
-      <w:r>
-        <w:br/>
-      </w:r>
-      <w:r>
-        <w:rPr>
-          <w:rStyle w:val="StringTok"/>
-        </w:rPr>
-        <w:t xml:space="preserve">del v['apiServerCA']</w:t>
-      </w:r>
-      <w:r>
-        <w:br/>
-      </w:r>
-      <w:r>
-        <w:rPr>
-          <w:rStyle w:val="StringTok"/>
-        </w:rPr>
-        <w:t xml:space="preserve">yaml.safe_dump(v, open('/tmp/agent-values.yaml','w'))</w:t>
-      </w:r>
-      <w:r>
-        <w:br/>
-      </w:r>
-      <w:r>
-        <w:rPr>
-          <w:rStyle w:val="OperatorTok"/>
-        </w:rPr>
-        <w:t xml:space="preserve">PY</w:t>
-      </w:r>
-    </w:p>
-    <w:p>
-      <w:pPr>
-        <w:pStyle w:val="FirstParagraph"/>
-      </w:pPr>
-      <w:r>
-        <w:rPr>
-          <w:b/>
-          <w:bCs/>
-        </w:rPr>
-        <w:t xml:space="preserve">3. Install the agent on each downstream, labelling it:</w:t>
-      </w:r>
-    </w:p>
-    <w:p>
-      <w:pPr>
-        <w:pStyle w:val="SourceCode"/>
-      </w:pPr>
-      <w:r>
-        <w:rPr>
-          <w:rStyle w:val="ControlFlowTok"/>
-        </w:rPr>
-        <w:t xml:space="preserve">for</w:t>
-      </w:r>
-      <w:r>
-        <w:rPr>
-          <w:rStyle w:val="NormalTok"/>
-        </w:rPr>
-        <w:t xml:space="preserve"> pair </w:t>
-      </w:r>
-      <w:r>
-        <w:rPr>
-          <w:rStyle w:val="KeywordTok"/>
-        </w:rPr>
-        <w:t xml:space="preserve">in</w:t>
-      </w:r>
-      <w:r>
-        <w:rPr>
-          <w:rStyle w:val="NormalTok"/>
-        </w:rPr>
-        <w:t xml:space="preserve"> </w:t>
-      </w:r>
-      <w:r>
-        <w:rPr>
-          <w:rStyle w:val="StringTok"/>
-        </w:rPr>
-        <w:t xml:space="preserve">"kind-fleet-stg:staging"</w:t>
-      </w:r>
-      <w:r>
-        <w:rPr>
-          <w:rStyle w:val="NormalTok"/>
-        </w:rPr>
-        <w:t xml:space="preserve"> </w:t>
-      </w:r>
-      <w:r>
-        <w:rPr>
-          <w:rStyle w:val="StringTok"/>
-        </w:rPr>
-        <w:t xml:space="preserve">"kind-fleet-prod:prod"</w:t>
-      </w:r>
-      <w:r>
-        <w:rPr>
-          <w:rStyle w:val="KeywordTok"/>
-        </w:rPr>
-        <w:t xml:space="preserve">;</w:t>
-      </w:r>
-      <w:r>
-        <w:rPr>
-          <w:rStyle w:val="NormalTok"/>
-        </w:rPr>
-        <w:t xml:space="preserve"> </w:t>
-      </w:r>
-      <w:r>
-        <w:rPr>
-          <w:rStyle w:val="ControlFlowTok"/>
-        </w:rPr>
-        <w:t xml:space="preserve">do</w:t>
-      </w:r>
-      <w:r>
-        <w:br/>
-      </w:r>
-      <w:r>
-        <w:rPr>
-          <w:rStyle w:val="NormalTok"/>
-        </w:rPr>
-        <w:t xml:space="preserve">  </w:t>
-      </w:r>
-      <w:r>
-        <w:rPr>
-          <w:rStyle w:val="VariableTok"/>
-        </w:rPr>
-        <w:t xml:space="preserve">CTX</w:t>
-      </w:r>
-      <w:r>
-        <w:rPr>
-          <w:rStyle w:val="OperatorTok"/>
-        </w:rPr>
-        <w:t xml:space="preserve">=</w:t>
-      </w:r>
-      <w:r>
-        <w:rPr>
-          <w:rStyle w:val="StringTok"/>
-        </w:rPr>
-        <w:t xml:space="preserve">"</w:t>
-      </w:r>
-      <w:r>
-        <w:rPr>
-          <w:rStyle w:val="VariableTok"/>
-        </w:rPr>
-        <w:t xml:space="preserve">${pair</w:t>
-      </w:r>
-      <w:r>
-        <w:rPr>
-          <w:rStyle w:val="OperatorTok"/>
-        </w:rPr>
-        <w:t xml:space="preserve">%%</w:t>
-      </w:r>
-      <w:r>
-        <w:rPr>
-          <w:rStyle w:val="NormalTok"/>
-        </w:rPr>
-        <w:t xml:space="preserve">:</w:t>
-      </w:r>
-      <w:r>
-        <w:rPr>
-          <w:rStyle w:val="PreprocessorTok"/>
-        </w:rPr>
-        <w:t xml:space="preserve">*</w:t>
-      </w:r>
-      <w:r>
-        <w:rPr>
-          <w:rStyle w:val="VariableTok"/>
-        </w:rPr>
-        <w:t xml:space="preserve">}</w:t>
-      </w:r>
-      <w:r>
-        <w:rPr>
-          <w:rStyle w:val="StringTok"/>
-        </w:rPr>
-        <w:t xml:space="preserve">"</w:t>
-      </w:r>
-      <w:r>
-        <w:rPr>
-          <w:rStyle w:val="KeywordTok"/>
-        </w:rPr>
-        <w:t xml:space="preserve">;</w:t>
-      </w:r>
-      <w:r>
-        <w:rPr>
-          <w:rStyle w:val="NormalTok"/>
-        </w:rPr>
-        <w:t xml:space="preserve"> </w:t>
-      </w:r>
-      <w:r>
-        <w:rPr>
-          <w:rStyle w:val="VariableTok"/>
-        </w:rPr>
-        <w:t xml:space="preserve">ENV</w:t>
-      </w:r>
-      <w:r>
-        <w:rPr>
-          <w:rStyle w:val="OperatorTok"/>
-        </w:rPr>
-        <w:t xml:space="preserve">=</w:t>
-      </w:r>
-      <w:r>
-        <w:rPr>
-          <w:rStyle w:val="StringTok"/>
-        </w:rPr>
-        <w:t xml:space="preserve">"</w:t>
-      </w:r>
-      <w:r>
-        <w:rPr>
-          <w:rStyle w:val="VariableTok"/>
-        </w:rPr>
-        <w:t xml:space="preserve">${pair</w:t>
-      </w:r>
-      <w:r>
-        <w:rPr>
-          <w:rStyle w:val="OperatorTok"/>
-        </w:rPr>
-        <w:t xml:space="preserve">##</w:t>
-      </w:r>
-      <w:r>
-        <w:rPr>
-          <w:rStyle w:val="PreprocessorTok"/>
-        </w:rPr>
-        <w:t xml:space="preserve">*</w:t>
-      </w:r>
-      <w:r>
-        <w:rPr>
-          <w:rStyle w:val="NormalTok"/>
-        </w:rPr>
-        <w:t xml:space="preserve">:</w:t>
-      </w:r>
-      <w:r>
-        <w:rPr>
-          <w:rStyle w:val="VariableTok"/>
-        </w:rPr>
-        <w:t xml:space="preserve">}</w:t>
-      </w:r>
-      <w:r>
-        <w:rPr>
-          <w:rStyle w:val="StringTok"/>
-        </w:rPr>
-        <w:t xml:space="preserve">"</w:t>
-      </w:r>
-      <w:r>
-        <w:br/>
-      </w:r>
-      <w:r>
-        <w:rPr>
-          <w:rStyle w:val="NormalTok"/>
-        </w:rPr>
-        <w:t xml:space="preserve">  </w:t>
-      </w:r>
-      <w:r>
-        <w:rPr>
-          <w:rStyle w:val="ExtensionTok"/>
-        </w:rPr>
-        <w:t xml:space="preserve">helm</w:t>
-      </w:r>
-      <w:r>
-        <w:rPr>
-          <w:rStyle w:val="NormalTok"/>
-        </w:rPr>
-        <w:t xml:space="preserve"> </w:t>
-      </w:r>
-      <w:r>
-        <w:rPr>
-          <w:rStyle w:val="AttributeTok"/>
-        </w:rPr>
-        <w:t xml:space="preserve">--kube-context</w:t>
-      </w:r>
-      <w:r>
-        <w:rPr>
-          <w:rStyle w:val="NormalTok"/>
-        </w:rPr>
-        <w:t xml:space="preserve"> </w:t>
-      </w:r>
-      <w:r>
-        <w:rPr>
-          <w:rStyle w:val="StringTok"/>
-        </w:rPr>
-        <w:t xml:space="preserve">"</w:t>
-      </w:r>
-      <w:r>
-        <w:rPr>
-          <w:rStyle w:val="VariableTok"/>
-        </w:rPr>
-        <w:t xml:space="preserve">$CTX</w:t>
-      </w:r>
-      <w:r>
-        <w:rPr>
-          <w:rStyle w:val="StringTok"/>
-        </w:rPr>
-        <w:t xml:space="preserve">"</w:t>
-      </w:r>
-      <w:r>
-        <w:rPr>
-          <w:rStyle w:val="NormalTok"/>
-        </w:rPr>
-        <w:t xml:space="preserve"> </w:t>
-      </w:r>
-      <w:r>
-        <w:rPr>
-          <w:rStyle w:val="AttributeTok"/>
-        </w:rPr>
-        <w:t xml:space="preserve">-n</w:t>
-      </w:r>
-      <w:r>
-        <w:rPr>
-          <w:rStyle w:val="NormalTok"/>
-        </w:rPr>
-        <w:t xml:space="preserve"> cattle-fleet-system install </w:t>
-      </w:r>
-      <w:r>
-        <w:rPr>
-          <w:rStyle w:val="AttributeTok"/>
-        </w:rPr>
-        <w:t xml:space="preserve">--create-namespace</w:t>
-      </w:r>
-      <w:r>
-        <w:rPr>
-          <w:rStyle w:val="NormalTok"/>
-        </w:rPr>
-        <w:t xml:space="preserve"> </w:t>
-      </w:r>
-      <w:r>
-        <w:rPr>
-          <w:rStyle w:val="DataTypeTok"/>
-        </w:rPr>
-        <w:t xml:space="preserve">\</w:t>
-      </w:r>
-      <w:r>
-        <w:br/>
-      </w:r>
-      <w:r>
-        <w:rPr>
-          <w:rStyle w:val="NormalTok"/>
-        </w:rPr>
-        <w:t xml:space="preserve">    fleet-agent fleet/fleet-agent </w:t>
-      </w:r>
-      <w:r>
-        <w:rPr>
-          <w:rStyle w:val="DataTypeTok"/>
-        </w:rPr>
-        <w:t xml:space="preserve">\</w:t>
-      </w:r>
-      <w:r>
-        <w:br/>
-      </w:r>
-      <w:r>
-        <w:rPr>
-          <w:rStyle w:val="NormalTok"/>
-        </w:rPr>
-        <w:t xml:space="preserve">    </w:t>
-      </w:r>
-      <w:r>
-        <w:rPr>
-          <w:rStyle w:val="AttributeTok"/>
-        </w:rPr>
-        <w:t xml:space="preserve">-f</w:t>
-      </w:r>
-      <w:r>
-        <w:rPr>
-          <w:rStyle w:val="NormalTok"/>
-        </w:rPr>
-        <w:t xml:space="preserve"> /tmp/agent-values.yaml </w:t>
-      </w:r>
-      <w:r>
-        <w:rPr>
-          <w:rStyle w:val="DataTypeTok"/>
-        </w:rPr>
-        <w:t xml:space="preserve">\</w:t>
-      </w:r>
-      <w:r>
-        <w:br/>
-      </w:r>
-      <w:r>
-        <w:rPr>
-          <w:rStyle w:val="NormalTok"/>
-        </w:rPr>
-        <w:t xml:space="preserve">    </w:t>
-      </w:r>
-      <w:r>
-        <w:rPr>
-          <w:rStyle w:val="AttributeTok"/>
-        </w:rPr>
-        <w:t xml:space="preserve">--set-file</w:t>
-      </w:r>
-      <w:r>
-        <w:rPr>
-          <w:rStyle w:val="NormalTok"/>
-        </w:rPr>
-        <w:t xml:space="preserve"> apiServerCA=/tmp/ca.pem </w:t>
-      </w:r>
-      <w:r>
-        <w:rPr>
-          <w:rStyle w:val="DataTypeTok"/>
-        </w:rPr>
-        <w:t xml:space="preserve">\</w:t>
-      </w:r>
-      <w:r>
-        <w:br/>
-      </w:r>
-      <w:r>
-        <w:rPr>
-          <w:rStyle w:val="NormalTok"/>
-        </w:rPr>
-        <w:t xml:space="preserve">    </w:t>
-      </w:r>
-      <w:r>
-        <w:rPr>
-          <w:rStyle w:val="AttributeTok"/>
-        </w:rPr>
-        <w:t xml:space="preserve">--set-string</w:t>
-      </w:r>
-      <w:r>
-        <w:rPr>
-          <w:rStyle w:val="NormalTok"/>
-        </w:rPr>
-        <w:t xml:space="preserve"> labels.env=</w:t>
-      </w:r>
-      <w:r>
-        <w:rPr>
-          <w:rStyle w:val="StringTok"/>
-        </w:rPr>
-        <w:t xml:space="preserve">"</w:t>
-      </w:r>
-      <w:r>
-        <w:rPr>
-          <w:rStyle w:val="VariableTok"/>
-        </w:rPr>
-        <w:t xml:space="preserve">$ENV</w:t>
-      </w:r>
-      <w:r>
-        <w:rPr>
-          <w:rStyle w:val="StringTok"/>
-        </w:rPr>
-        <w:t xml:space="preserve">"</w:t>
-      </w:r>
-      <w:r>
-        <w:br/>
-      </w:r>
-      <w:r>
-        <w:rPr>
-          <w:rStyle w:val="ControlFlowTok"/>
-        </w:rPr>
-        <w:t xml:space="preserve">done</w:t>
-      </w:r>
-    </w:p>
-    <w:p>
-      <w:pPr>
-        <w:pStyle w:val="FirstParagraph"/>
-      </w:pPr>
-      <w:r>
-        <w:rPr>
-          <w:b/>
-          <w:bCs/>
-        </w:rPr>
-        <w:t xml:space="preserve">4. Confirm both clusters registered:</w:t>
-      </w:r>
-    </w:p>
-    <w:p>
-      <w:pPr>
-        <w:pStyle w:val="SourceCode"/>
-      </w:pPr>
-      <w:r>
-        <w:rPr>
-          <w:rStyle w:val="ExtensionTok"/>
-        </w:rPr>
-        <w:t xml:space="preserve">kubectl</w:t>
-      </w:r>
-      <w:r>
-        <w:rPr>
-          <w:rStyle w:val="NormalTok"/>
-        </w:rPr>
-        <w:t xml:space="preserve"> </w:t>
-      </w:r>
-      <w:r>
-        <w:rPr>
-          <w:rStyle w:val="AttributeTok"/>
-        </w:rPr>
-        <w:t xml:space="preserve">--context</w:t>
-      </w:r>
-      <w:r>
-        <w:rPr>
-          <w:rStyle w:val="NormalTok"/>
-        </w:rPr>
-        <w:t xml:space="preserve"> kind-fleet-mgr </w:t>
-      </w:r>
-      <w:r>
-        <w:rPr>
-          <w:rStyle w:val="AttributeTok"/>
-        </w:rPr>
-        <w:t xml:space="preserve">-n</w:t>
-      </w:r>
-      <w:r>
-        <w:rPr>
-          <w:rStyle w:val="NormalTok"/>
-        </w:rPr>
-        <w:t xml:space="preserve"> fleet-local   get clusters.fleet.cattle.io</w:t>
-      </w:r>
-      <w:r>
-        <w:br/>
-      </w:r>
-      <w:r>
-        <w:rPr>
-          <w:rStyle w:val="ExtensionTok"/>
-        </w:rPr>
-        <w:t xml:space="preserve">kubectl</w:t>
-      </w:r>
-      <w:r>
-        <w:rPr>
-          <w:rStyle w:val="NormalTok"/>
-        </w:rPr>
-        <w:t xml:space="preserve"> </w:t>
-      </w:r>
-      <w:r>
-        <w:rPr>
-          <w:rStyle w:val="AttributeTok"/>
-        </w:rPr>
-        <w:t xml:space="preserve">--context</w:t>
-      </w:r>
-      <w:r>
-        <w:rPr>
-          <w:rStyle w:val="NormalTok"/>
-        </w:rPr>
-        <w:t xml:space="preserve"> kind-fleet-mgr </w:t>
-      </w:r>
-      <w:r>
-        <w:rPr>
-          <w:rStyle w:val="AttributeTok"/>
-        </w:rPr>
-        <w:t xml:space="preserve">-n</w:t>
-      </w:r>
-      <w:r>
-        <w:rPr>
-          <w:rStyle w:val="NormalTok"/>
-        </w:rPr>
-        <w:t xml:space="preserve"> fleet-default get clusters.fleet.cattle.io </w:t>
-      </w:r>
-      <w:r>
-        <w:rPr>
-          <w:rStyle w:val="AttributeTok"/>
-        </w:rPr>
-        <w:t xml:space="preserve">-L</w:t>
-      </w:r>
-      <w:r>
-        <w:rPr>
-          <w:rStyle w:val="NormalTok"/>
-        </w:rPr>
-        <w:t xml:space="preserve"> env</w:t>
-      </w:r>
-    </w:p>
-    <w:p>
-      <w:pPr>
-        <w:pStyle w:val="FirstParagraph"/>
-      </w:pPr>
-      <w:r>
-        <w:rPr>
-          <w:b/>
-          <w:bCs/>
-        </w:rPr>
-        <w:t xml:space="preserve">What you should see:</w:t>
-      </w:r>
-      <w:r>
-        <w:t xml:space="preserve"> </w:t>
-      </w:r>
-      <w:r>
-        <w:t xml:space="preserve">the manager's own</w:t>
-      </w:r>
-      <w:r>
-        <w:t xml:space="preserve"> </w:t>
-      </w:r>
-      <w:r>
-        <w:rPr>
-          <w:rStyle w:val="VerbatimChar"/>
-        </w:rPr>
-        <w:t xml:space="preserve">local</w:t>
-      </w:r>
-      <w:r>
-        <w:t xml:space="preserve"> </w:t>
-      </w:r>
-      <w:r>
-        <w:t xml:space="preserve">cluster, plus two downstream</w:t>
-      </w:r>
-      <w:r>
-        <w:t xml:space="preserve"> </w:t>
-      </w:r>
-      <w:r>
-        <w:rPr>
-          <w:rStyle w:val="VerbatimChar"/>
-        </w:rPr>
-        <w:t xml:space="preserve">Cluster</w:t>
-      </w:r>
-      <w:r>
-        <w:t xml:space="preserve"> </w:t>
-      </w:r>
-      <w:r>
-        <w:t xml:space="preserve">objects (auto-named</w:t>
-      </w:r>
-      <w:r>
-        <w:t xml:space="preserve"> </w:t>
-      </w:r>
-      <w:r>
-        <w:rPr>
-          <w:rStyle w:val="VerbatimChar"/>
-        </w:rPr>
-        <w:t xml:space="preserve">cluster-…</w:t>
-      </w:r>
-      <w:r>
-        <w:t xml:space="preserve">) with</w:t>
-      </w:r>
-      <w:r>
-        <w:t xml:space="preserve"> </w:t>
-      </w:r>
-      <w:r>
-        <w:rPr>
-          <w:rStyle w:val="VerbatimChar"/>
-        </w:rPr>
-        <w:t xml:space="preserve">ENV</w:t>
-      </w:r>
-      <w:r>
-        <w:t xml:space="preserve"> </w:t>
-      </w:r>
-      <w:r>
-        <w:t xml:space="preserve">showing</w:t>
-      </w:r>
-      <w:r>
-        <w:t xml:space="preserve"> </w:t>
-      </w:r>
-      <w:r>
-        <w:rPr>
-          <w:rStyle w:val="VerbatimChar"/>
-        </w:rPr>
-        <w:t xml:space="preserve">staging</w:t>
-      </w:r>
-      <w:r>
-        <w:t xml:space="preserve"> </w:t>
-      </w:r>
-      <w:r>
-        <w:t xml:space="preserve">and</w:t>
-      </w:r>
-      <w:r>
-        <w:t xml:space="preserve"> </w:t>
-      </w:r>
-      <w:r>
-        <w:rPr>
-          <w:rStyle w:val="VerbatimChar"/>
-        </w:rPr>
-        <w:t xml:space="preserve">prod</w:t>
-      </w:r>
-      <w:r>
-        <w:t xml:space="preserve">, each</w:t>
-      </w:r>
-      <w:r>
-        <w:t xml:space="preserve"> </w:t>
-      </w:r>
-      <w:r>
-        <w:rPr>
-          <w:rStyle w:val="VerbatimChar"/>
-        </w:rPr>
-        <w:t xml:space="preserve">BUNDLES-READY 2/2</w:t>
-      </w:r>
-      <w:r>
-        <w:t xml:space="preserve">.</w:t>
-      </w:r>
-    </w:p>
-    <w:p>
-      <w:pPr>
-        <w:pStyle w:val="BodyText"/>
-      </w:pPr>
-      <w:r>
-        <w:drawing>
-          <wp:inline>
-            <wp:extent cx="5943600" cy="4116751"/>
-            <wp:effectExtent b="0" l="0" r="0" t="0"/>
-            <wp:docPr descr="The fleet: manager 'local' plus two registered downstream clusters labelled staging and prod" title="" id="20" name="Picture"/>
-            <a:graphic>
-              <a:graphicData uri="http://schemas.openxmlformats.org/drawingml/2006/picture">
-                <pic:pic>
-                  <pic:nvPicPr>
-                    <pic:cNvPr descr="artifacts/lab-16/screenshots/01-fleet-registered.png" id="21" name="Picture"/>
-                    <pic:cNvPicPr>
-                      <a:picLocks noChangeArrowheads="1" noChangeAspect="1"/>
-                    </pic:cNvPicPr>
-                  </pic:nvPicPr>
-                  <pic:blipFill>
-                    <a:blip r:embed="rId19"/>
+                    <a:blip r:embed="rId16"/>
                     <a:stretch>
                       <a:fillRect/>
                     </a:stretch>
@@ -3288,8 +3289,8 @@
         </w:pict>
       </w:r>
     </w:p>
-    <w:bookmarkEnd w:id="22"/>
-    <w:bookmarkStart w:id="26" w:name="Xd87c58b7cc573107cbc9faec4055431bf9455e0"/>
+    <w:bookmarkEnd w:id="19"/>
+    <w:bookmarkStart w:id="23" w:name="Xd87c58b7cc573107cbc9faec4055431bf9455e0"/>
     <w:p>
       <w:pPr>
         <w:pStyle w:val="Heading2"/>
@@ -4105,18 +4106,18 @@
           <wp:inline>
             <wp:extent cx="5943600" cy="4116751"/>
             <wp:effectExtent b="0" l="0" r="0" t="0"/>
-            <wp:docPr descr="One GitRepo at one commit; the same app running on both staging and prod" title="" id="24" name="Picture"/>
+            <wp:docPr descr="One GitRepo at one commit; the same app running on both staging and prod" title="" id="21" name="Picture"/>
             <a:graphic>
               <a:graphicData uri="http://schemas.openxmlformats.org/drawingml/2006/picture">
                 <pic:pic>
                   <pic:nvPicPr>
-                    <pic:cNvPr descr="artifacts/lab-16/screenshots/02-onerepo-fanout.png" id="25" name="Picture"/>
+                    <pic:cNvPr descr="../artifacts/lab-16/screenshots/02-onerepo-fanout.png" id="22" name="Picture"/>
                     <pic:cNvPicPr>
                       <a:picLocks noChangeArrowheads="1" noChangeAspect="1"/>
                     </pic:cNvPicPr>
                   </pic:nvPicPr>
                   <pic:blipFill>
-                    <a:blip r:embed="rId23"/>
+                    <a:blip r:embed="rId20"/>
                     <a:stretch>
                       <a:fillRect/>
                     </a:stretch>
@@ -4223,8 +4224,8 @@
         </w:pict>
       </w:r>
     </w:p>
-    <w:bookmarkEnd w:id="26"/>
-    <w:bookmarkStart w:id="30" w:name="Xbc9cfb2092a9803f052b369459024cf9d3d2909"/>
+    <w:bookmarkEnd w:id="23"/>
+    <w:bookmarkStart w:id="27" w:name="Xbc9cfb2092a9803f052b369459024cf9d3d2909"/>
     <w:p>
       <w:pPr>
         <w:pStyle w:val="Heading2"/>
@@ -4568,18 +4569,18 @@
           <wp:inline>
             <wp:extent cx="5943600" cy="4116751"/>
             <wp:effectExtent b="0" l="0" r="0" t="0"/>
-            <wp:docPr descr="Deployment deleted on staging (prod unaffected), then auto-restored by Fleet's drift correction" title="" id="28" name="Picture"/>
+            <wp:docPr descr="Deployment deleted on staging (prod unaffected), then auto-restored by Fleet's drift correction" title="" id="25" name="Picture"/>
             <a:graphic>
               <a:graphicData uri="http://schemas.openxmlformats.org/drawingml/2006/picture">
                 <pic:pic>
                   <pic:nvPicPr>
-                    <pic:cNvPr descr="artifacts/lab-16/screenshots/03-drift-corrected.png" id="29" name="Picture"/>
+                    <pic:cNvPr descr="../artifacts/lab-16/screenshots/03-drift-corrected.png" id="26" name="Picture"/>
                     <pic:cNvPicPr>
                       <a:picLocks noChangeArrowheads="1" noChangeAspect="1"/>
                     </pic:cNvPicPr>
                   </pic:nvPicPr>
                   <pic:blipFill>
-                    <a:blip r:embed="rId27"/>
+                    <a:blip r:embed="rId24"/>
                     <a:stretch>
                       <a:fillRect/>
                     </a:stretch>
@@ -4647,8 +4648,8 @@
         </w:pict>
       </w:r>
     </w:p>
-    <w:bookmarkEnd w:id="30"/>
-    <w:bookmarkStart w:id="31" w:name="step-6--clean-up"/>
+    <w:bookmarkEnd w:id="27"/>
+    <w:bookmarkStart w:id="28" w:name="step-6--clean-up"/>
     <w:p>
       <w:pPr>
         <w:pStyle w:val="Heading2"/>
@@ -4777,8 +4778,8 @@
         </w:pict>
       </w:r>
     </w:p>
-    <w:bookmarkEnd w:id="31"/>
-    <w:bookmarkStart w:id="32" w:name="what-you-learned"/>
+    <w:bookmarkEnd w:id="28"/>
+    <w:bookmarkStart w:id="29" w:name="what-you-learned"/>
     <w:p>
       <w:pPr>
         <w:pStyle w:val="Heading2"/>
@@ -5085,8 +5086,8 @@
         </w:tc>
       </w:tr>
     </w:tbl>
-    <w:bookmarkEnd w:id="32"/>
-    <w:bookmarkStart w:id="36" w:name="evidence"/>
+    <w:bookmarkEnd w:id="29"/>
+    <w:bookmarkStart w:id="33" w:name="evidence"/>
     <w:p>
       <w:pPr>
         <w:pStyle w:val="Heading2"/>
@@ -5105,7 +5106,7 @@
       <w:r>
         <w:t xml:space="preserve"> </w:t>
       </w:r>
-      <w:hyperlink r:id="rId33">
+      <w:hyperlink r:id="rId30">
         <w:r>
           <w:rPr>
             <w:rStyle w:val="VerbatimChar"/>
@@ -5122,7 +5123,7 @@
       <w:r>
         <w:t xml:space="preserve"> </w:t>
       </w:r>
-      <w:hyperlink r:id="rId34">
+      <w:hyperlink r:id="rId31">
         <w:r>
           <w:rPr>
             <w:rStyle w:val="VerbatimChar"/>
@@ -5162,7 +5163,7 @@
       <w:r>
         <w:t xml:space="preserve"> </w:t>
       </w:r>
-      <w:hyperlink r:id="rId35">
+      <w:hyperlink r:id="rId32">
         <w:r>
           <w:rPr>
             <w:rStyle w:val="Hyperlink"/>
@@ -5171,7 +5172,7 @@
         </w:r>
       </w:hyperlink>
     </w:p>
-    <w:bookmarkEnd w:id="36"/>
+    <w:bookmarkEnd w:id="33"/>
     <w:sectPr>
       <w:pgSz w:h="15840" w:w="12240"/>
       <w:pgMar w:bottom="1440" w:footer="720" w:gutter="0" w:header="720" w:left="1440" w:right="1440" w:top="1440"/>
